--- a/CoffeeOtchetdb.docx
+++ b/CoffeeOtchetdb.docx
@@ -4,7 +4,7 @@
   <w:body>
     <w:p>
       <w:pPr>
-        <w:spacing w:after="240" w:lineRule="auto"/>
+        <w:spacing w:after="240" w:line="360" w:lineRule="auto"/>
         <w:jc w:val="center"/>
         <w:rPr/>
       </w:pPr>
@@ -37,663 +37,981 @@
         </w:rPr>
       </w:r>
     </w:p>
-    <w:p>
-      <w:pPr>
-        <w:tabs>
-          <w:tab w:val="right" w:leader="none" w:pos="9354"/>
-        </w:tabs>
-        <w:spacing w:line="360" w:lineRule="auto"/>
-        <w:rPr/>
-      </w:pPr>
-      <w:r>
+    <w:sdt>
+      <w:sdtPr>
+        <w:id w:val="904275776"/>
+        <w:docPartObj>
+          <w:docPartGallery w:val="Table of Contents"/>
+          <w:docPartUnique w:val="1"/>
+        </w:docPartObj>
+      </w:sdtPr>
+      <w:sdtContent>
+        <w:p>
+          <w:pPr>
+            <w:widowControl w:val="0"/>
+            <w:tabs>
+              <w:tab w:val="right" w:leader="dot" w:pos="9921.511811023624"/>
+            </w:tabs>
+            <w:spacing w:before="60" w:line="360" w:lineRule="auto"/>
+            <w:rPr>
+              <w:b w:val="1"/>
+              <w:bCs w:val="1"/>
+              <w:color w:val="000000"/>
+              <w:u w:val="none"/>
+            </w:rPr>
+          </w:pPr>
+          <w:r>
+            <w:fldChar w:fldCharType="begin"/>
+            <w:instrText xml:space="preserve"> TOC \h \u \z \t "Heading 1,1,Heading 2,2,Heading 3,3,Heading 4,4,Heading 5,5,Heading 6,6,"</w:instrText>
+            <w:fldChar w:fldCharType="separate"/>
+          </w:r>
+          <w:hyperlink w:anchor="_fg13n6yuql2m">
+            <w:r>
+              <w:rPr>
+                <w:b w:val="1"/>
+                <w:bCs w:val="1"/>
+                <w:color w:val="000000"/>
+                <w:u w:val="none"/>
+                <w:rtl w:val="0"/>
+              </w:rPr>
+              <w:t xml:space="preserve">ВВЕДЕНИЕ</w:t>
+              <w:tab/>
+            </w:r>
+          </w:hyperlink>
+          <w:r>
+            <w:fldChar w:fldCharType="begin"/>
+            <w:instrText xml:space="preserve"> PAGEREF _fg13n6yuql2m \h </w:instrText>
+            <w:fldChar w:fldCharType="separate"/>
+          </w:r>
+          <w:r>
+            <w:rPr>
+              <w:b w:val="1"/>
+              <w:bCs w:val="1"/>
+              <w:rtl w:val="0"/>
+            </w:rPr>
+            <w:t xml:space="preserve">4</w:t>
+          </w:r>
+          <w:r>
+            <w:fldChar w:fldCharType="end"/>
+          </w:r>
+          <w:r>
+            <w:rPr>
+              <w:rtl w:val="0"/>
+            </w:rPr>
+          </w:r>
+        </w:p>
+        <w:p>
+          <w:pPr>
+            <w:widowControl w:val="0"/>
+            <w:tabs>
+              <w:tab w:val="right" w:leader="dot" w:pos="9921.511811023624"/>
+            </w:tabs>
+            <w:spacing w:before="60" w:line="360" w:lineRule="auto"/>
+            <w:rPr>
+              <w:b w:val="1"/>
+              <w:bCs w:val="1"/>
+              <w:color w:val="000000"/>
+              <w:u w:val="none"/>
+            </w:rPr>
+          </w:pPr>
+          <w:hyperlink w:anchor="_nf9j5plwk6f">
+            <w:r>
+              <w:rPr>
+                <w:b w:val="1"/>
+                <w:bCs w:val="1"/>
+                <w:color w:val="000000"/>
+                <w:u w:val="none"/>
+                <w:rtl w:val="0"/>
+              </w:rPr>
+              <w:t xml:space="preserve">ГЛАВА 1. Теоретические основы разработки базы данных для кофейни</w:t>
+              <w:tab/>
+            </w:r>
+          </w:hyperlink>
+          <w:r>
+            <w:fldChar w:fldCharType="begin"/>
+            <w:instrText xml:space="preserve"> PAGEREF _nf9j5plwk6f \h </w:instrText>
+            <w:fldChar w:fldCharType="separate"/>
+          </w:r>
+          <w:r>
+            <w:rPr>
+              <w:b w:val="1"/>
+              <w:bCs w:val="1"/>
+              <w:rtl w:val="0"/>
+            </w:rPr>
+            <w:t xml:space="preserve">6</w:t>
+          </w:r>
+          <w:r>
+            <w:fldChar w:fldCharType="end"/>
+          </w:r>
+          <w:r>
+            <w:rPr>
+              <w:rtl w:val="0"/>
+            </w:rPr>
+          </w:r>
+        </w:p>
+        <w:p>
+          <w:pPr>
+            <w:widowControl w:val="0"/>
+            <w:tabs>
+              <w:tab w:val="right" w:leader="dot" w:pos="9921.511811023624"/>
+            </w:tabs>
+            <w:spacing w:before="60" w:line="360" w:lineRule="auto"/>
+            <w:ind w:left="360" w:firstLine="0"/>
+            <w:rPr>
+              <w:color w:val="000000"/>
+              <w:u w:val="none"/>
+            </w:rPr>
+          </w:pPr>
+          <w:hyperlink w:anchor="_9opoexqvjmlx">
+            <w:r>
+              <w:rPr>
+                <w:color w:val="000000"/>
+                <w:u w:val="none"/>
+                <w:rtl w:val="0"/>
+              </w:rPr>
+              <w:t xml:space="preserve">1.1 Характеристика предметной области кофейни</w:t>
+              <w:tab/>
+            </w:r>
+          </w:hyperlink>
+          <w:r>
+            <w:fldChar w:fldCharType="begin"/>
+            <w:instrText xml:space="preserve"> PAGEREF _9opoexqvjmlx \h </w:instrText>
+            <w:fldChar w:fldCharType="separate"/>
+          </w:r>
+          <w:r>
+            <w:rPr>
+              <w:rtl w:val="0"/>
+            </w:rPr>
+            <w:t xml:space="preserve">6</w:t>
+          </w:r>
+          <w:r>
+            <w:fldChar w:fldCharType="end"/>
+          </w:r>
+          <w:r>
+            <w:rPr>
+              <w:rtl w:val="0"/>
+            </w:rPr>
+          </w:r>
+        </w:p>
+        <w:p>
+          <w:pPr>
+            <w:widowControl w:val="0"/>
+            <w:tabs>
+              <w:tab w:val="right" w:leader="dot" w:pos="9921.511811023624"/>
+            </w:tabs>
+            <w:spacing w:before="60" w:line="360" w:lineRule="auto"/>
+            <w:ind w:left="360" w:firstLine="0"/>
+            <w:rPr>
+              <w:color w:val="000000"/>
+              <w:u w:val="none"/>
+            </w:rPr>
+          </w:pPr>
+          <w:hyperlink w:anchor="_fm3ebh7zvlms">
+            <w:r>
+              <w:rPr>
+                <w:color w:val="000000"/>
+                <w:u w:val="none"/>
+                <w:rtl w:val="0"/>
+              </w:rPr>
+              <w:t xml:space="preserve">1.2 Обоснование необходимости автоматизации учёта</w:t>
+              <w:tab/>
+            </w:r>
+          </w:hyperlink>
+          <w:r>
+            <w:fldChar w:fldCharType="begin"/>
+            <w:instrText xml:space="preserve"> PAGEREF _fm3ebh7zvlms \h </w:instrText>
+            <w:fldChar w:fldCharType="separate"/>
+          </w:r>
+          <w:r>
+            <w:rPr>
+              <w:rtl w:val="0"/>
+            </w:rPr>
+            <w:t xml:space="preserve">7</w:t>
+          </w:r>
+          <w:r>
+            <w:fldChar w:fldCharType="end"/>
+          </w:r>
+          <w:r>
+            <w:rPr>
+              <w:rtl w:val="0"/>
+            </w:rPr>
+          </w:r>
+        </w:p>
+        <w:p>
+          <w:pPr>
+            <w:widowControl w:val="0"/>
+            <w:tabs>
+              <w:tab w:val="right" w:leader="dot" w:pos="9921.511811023624"/>
+            </w:tabs>
+            <w:spacing w:before="60" w:line="360" w:lineRule="auto"/>
+            <w:ind w:left="360" w:firstLine="0"/>
+            <w:rPr>
+              <w:color w:val="000000"/>
+              <w:u w:val="none"/>
+            </w:rPr>
+          </w:pPr>
+          <w:hyperlink w:anchor="_c8rn58is9h2k">
+            <w:r>
+              <w:rPr>
+                <w:color w:val="000000"/>
+                <w:u w:val="none"/>
+                <w:rtl w:val="0"/>
+              </w:rPr>
+              <w:t xml:space="preserve">1.3 Обзор существующих программных решений</w:t>
+              <w:tab/>
+            </w:r>
+          </w:hyperlink>
+          <w:r>
+            <w:fldChar w:fldCharType="begin"/>
+            <w:instrText xml:space="preserve"> PAGEREF _c8rn58is9h2k \h </w:instrText>
+            <w:fldChar w:fldCharType="separate"/>
+          </w:r>
+          <w:r>
+            <w:rPr>
+              <w:rtl w:val="0"/>
+            </w:rPr>
+            <w:t xml:space="preserve">8</w:t>
+          </w:r>
+          <w:r>
+            <w:fldChar w:fldCharType="end"/>
+          </w:r>
+          <w:r>
+            <w:rPr>
+              <w:rtl w:val="0"/>
+            </w:rPr>
+          </w:r>
+        </w:p>
+        <w:p>
+          <w:pPr>
+            <w:widowControl w:val="0"/>
+            <w:tabs>
+              <w:tab w:val="right" w:leader="dot" w:pos="9921.511811023624"/>
+            </w:tabs>
+            <w:spacing w:before="60" w:line="360" w:lineRule="auto"/>
+            <w:ind w:left="360" w:firstLine="0"/>
+            <w:rPr>
+              <w:color w:val="000000"/>
+              <w:u w:val="none"/>
+            </w:rPr>
+          </w:pPr>
+          <w:hyperlink w:anchor="_4fylfakvztiy">
+            <w:r>
+              <w:rPr>
+                <w:color w:val="000000"/>
+                <w:u w:val="none"/>
+                <w:rtl w:val="0"/>
+              </w:rPr>
+              <w:t xml:space="preserve">1.4 Реляционные базы данных и принципы их проектирования</w:t>
+              <w:tab/>
+            </w:r>
+          </w:hyperlink>
+          <w:r>
+            <w:fldChar w:fldCharType="begin"/>
+            <w:instrText xml:space="preserve"> PAGEREF _4fylfakvztiy \h </w:instrText>
+            <w:fldChar w:fldCharType="separate"/>
+          </w:r>
+          <w:r>
+            <w:rPr>
+              <w:rtl w:val="0"/>
+            </w:rPr>
+            <w:t xml:space="preserve">9</w:t>
+          </w:r>
+          <w:r>
+            <w:fldChar w:fldCharType="end"/>
+          </w:r>
+          <w:r>
+            <w:rPr>
+              <w:rtl w:val="0"/>
+            </w:rPr>
+          </w:r>
+        </w:p>
+        <w:p>
+          <w:pPr>
+            <w:widowControl w:val="0"/>
+            <w:tabs>
+              <w:tab w:val="right" w:leader="dot" w:pos="9921.511811023624"/>
+            </w:tabs>
+            <w:spacing w:before="60" w:line="360" w:lineRule="auto"/>
+            <w:ind w:left="360" w:firstLine="0"/>
+            <w:rPr>
+              <w:color w:val="000000"/>
+              <w:u w:val="none"/>
+            </w:rPr>
+          </w:pPr>
+          <w:hyperlink w:anchor="_h8h3i4buijye">
+            <w:r>
+              <w:rPr>
+                <w:color w:val="000000"/>
+                <w:u w:val="none"/>
+                <w:rtl w:val="0"/>
+              </w:rPr>
+              <w:t xml:space="preserve">Выводы по первой главе</w:t>
+              <w:tab/>
+            </w:r>
+          </w:hyperlink>
+          <w:r>
+            <w:fldChar w:fldCharType="begin"/>
+            <w:instrText xml:space="preserve"> PAGEREF _h8h3i4buijye \h </w:instrText>
+            <w:fldChar w:fldCharType="separate"/>
+          </w:r>
+          <w:r>
+            <w:rPr>
+              <w:rtl w:val="0"/>
+            </w:rPr>
+            <w:t xml:space="preserve">10</w:t>
+          </w:r>
+          <w:r>
+            <w:fldChar w:fldCharType="end"/>
+          </w:r>
+          <w:r>
+            <w:rPr>
+              <w:rtl w:val="0"/>
+            </w:rPr>
+          </w:r>
+        </w:p>
+        <w:p>
+          <w:pPr>
+            <w:widowControl w:val="0"/>
+            <w:tabs>
+              <w:tab w:val="right" w:leader="dot" w:pos="9921.511811023624"/>
+            </w:tabs>
+            <w:spacing w:before="60" w:line="360" w:lineRule="auto"/>
+            <w:rPr>
+              <w:b w:val="1"/>
+              <w:bCs w:val="1"/>
+              <w:color w:val="000000"/>
+              <w:u w:val="none"/>
+            </w:rPr>
+          </w:pPr>
+          <w:hyperlink w:anchor="_kh17mwdwpjka">
+            <w:r>
+              <w:rPr>
+                <w:b w:val="1"/>
+                <w:bCs w:val="1"/>
+                <w:color w:val="000000"/>
+                <w:u w:val="none"/>
+                <w:rtl w:val="0"/>
+              </w:rPr>
+              <w:t xml:space="preserve">ГЛАВА 2. Разработка базы данных для кофейни</w:t>
+              <w:tab/>
+            </w:r>
+          </w:hyperlink>
+          <w:r>
+            <w:fldChar w:fldCharType="begin"/>
+            <w:instrText xml:space="preserve"> PAGEREF _kh17mwdwpjka \h </w:instrText>
+            <w:fldChar w:fldCharType="separate"/>
+          </w:r>
+          <w:r>
+            <w:rPr>
+              <w:b w:val="1"/>
+              <w:bCs w:val="1"/>
+              <w:rtl w:val="0"/>
+            </w:rPr>
+            <w:t xml:space="preserve">11</w:t>
+          </w:r>
+          <w:r>
+            <w:fldChar w:fldCharType="end"/>
+          </w:r>
+          <w:r>
+            <w:rPr>
+              <w:rtl w:val="0"/>
+            </w:rPr>
+          </w:r>
+        </w:p>
+        <w:p>
+          <w:pPr>
+            <w:widowControl w:val="0"/>
+            <w:tabs>
+              <w:tab w:val="right" w:leader="dot" w:pos="9921.511811023624"/>
+            </w:tabs>
+            <w:spacing w:before="60" w:line="360" w:lineRule="auto"/>
+            <w:ind w:left="360" w:firstLine="0"/>
+            <w:rPr>
+              <w:color w:val="000000"/>
+              <w:u w:val="none"/>
+            </w:rPr>
+          </w:pPr>
+          <w:hyperlink w:anchor="_pl3z07ef5bx7">
+            <w:r>
+              <w:rPr>
+                <w:color w:val="000000"/>
+                <w:u w:val="none"/>
+                <w:rtl w:val="0"/>
+              </w:rPr>
+              <w:t xml:space="preserve">2.1 Постановка задачи и требования к базе данных</w:t>
+              <w:tab/>
+            </w:r>
+          </w:hyperlink>
+          <w:r>
+            <w:fldChar w:fldCharType="begin"/>
+            <w:instrText xml:space="preserve"> PAGEREF _pl3z07ef5bx7 \h </w:instrText>
+            <w:fldChar w:fldCharType="separate"/>
+          </w:r>
+          <w:r>
+            <w:rPr>
+              <w:rtl w:val="0"/>
+            </w:rPr>
+            <w:t xml:space="preserve">11</w:t>
+          </w:r>
+          <w:r>
+            <w:fldChar w:fldCharType="end"/>
+          </w:r>
+          <w:r>
+            <w:rPr>
+              <w:rtl w:val="0"/>
+            </w:rPr>
+          </w:r>
+        </w:p>
+        <w:p>
+          <w:pPr>
+            <w:widowControl w:val="0"/>
+            <w:tabs>
+              <w:tab w:val="right" w:leader="dot" w:pos="9921.511811023624"/>
+            </w:tabs>
+            <w:spacing w:before="60" w:line="360" w:lineRule="auto"/>
+            <w:ind w:left="360" w:firstLine="0"/>
+            <w:rPr>
+              <w:color w:val="000000"/>
+              <w:u w:val="none"/>
+            </w:rPr>
+          </w:pPr>
+          <w:hyperlink w:anchor="_ui0b8vs46g3z">
+            <w:r>
+              <w:rPr>
+                <w:color w:val="000000"/>
+                <w:u w:val="none"/>
+                <w:rtl w:val="0"/>
+              </w:rPr>
+              <w:t xml:space="preserve">2.2 Концептуальное и логическое проектирование</w:t>
+              <w:tab/>
+            </w:r>
+          </w:hyperlink>
+          <w:r>
+            <w:fldChar w:fldCharType="begin"/>
+            <w:instrText xml:space="preserve"> PAGEREF _ui0b8vs46g3z \h </w:instrText>
+            <w:fldChar w:fldCharType="separate"/>
+          </w:r>
+          <w:r>
+            <w:rPr>
+              <w:rtl w:val="0"/>
+            </w:rPr>
+            <w:t xml:space="preserve">12</w:t>
+          </w:r>
+          <w:r>
+            <w:fldChar w:fldCharType="end"/>
+          </w:r>
+          <w:r>
+            <w:rPr>
+              <w:rtl w:val="0"/>
+            </w:rPr>
+          </w:r>
+        </w:p>
+        <w:p>
+          <w:pPr>
+            <w:widowControl w:val="0"/>
+            <w:tabs>
+              <w:tab w:val="right" w:leader="dot" w:pos="9921.511811023624"/>
+            </w:tabs>
+            <w:spacing w:before="60" w:line="360" w:lineRule="auto"/>
+            <w:ind w:left="360" w:firstLine="0"/>
+            <w:rPr>
+              <w:color w:val="000000"/>
+              <w:u w:val="none"/>
+            </w:rPr>
+          </w:pPr>
+          <w:hyperlink w:anchor="_yopie0ut5hkm">
+            <w:r>
+              <w:rPr>
+                <w:color w:val="000000"/>
+                <w:u w:val="none"/>
+                <w:rtl w:val="0"/>
+              </w:rPr>
+              <w:t xml:space="preserve">2.3 Нормализация и физическая модель данных</w:t>
+              <w:tab/>
+            </w:r>
+          </w:hyperlink>
+          <w:r>
+            <w:fldChar w:fldCharType="begin"/>
+            <w:instrText xml:space="preserve"> PAGEREF _yopie0ut5hkm \h </w:instrText>
+            <w:fldChar w:fldCharType="separate"/>
+          </w:r>
+          <w:r>
+            <w:rPr>
+              <w:rtl w:val="0"/>
+            </w:rPr>
+            <w:t xml:space="preserve">14</w:t>
+          </w:r>
+          <w:r>
+            <w:fldChar w:fldCharType="end"/>
+          </w:r>
+          <w:r>
+            <w:rPr>
+              <w:rtl w:val="0"/>
+            </w:rPr>
+          </w:r>
+        </w:p>
+        <w:p>
+          <w:pPr>
+            <w:widowControl w:val="0"/>
+            <w:tabs>
+              <w:tab w:val="right" w:leader="dot" w:pos="9921.511811023624"/>
+            </w:tabs>
+            <w:spacing w:before="60" w:line="360" w:lineRule="auto"/>
+            <w:ind w:left="360" w:firstLine="0"/>
+            <w:rPr>
+              <w:color w:val="000000"/>
+              <w:u w:val="none"/>
+            </w:rPr>
+          </w:pPr>
+          <w:hyperlink w:anchor="_o2de53jucvf9">
+            <w:r>
+              <w:rPr>
+                <w:color w:val="000000"/>
+                <w:u w:val="none"/>
+                <w:rtl w:val="0"/>
+              </w:rPr>
+              <w:t xml:space="preserve">2.4 Создание таблиц и ограничений целостности</w:t>
+              <w:tab/>
+            </w:r>
+          </w:hyperlink>
+          <w:r>
+            <w:fldChar w:fldCharType="begin"/>
+            <w:instrText xml:space="preserve"> PAGEREF _o2de53jucvf9 \h </w:instrText>
+            <w:fldChar w:fldCharType="separate"/>
+          </w:r>
+          <w:r>
+            <w:rPr>
+              <w:rtl w:val="0"/>
+            </w:rPr>
+            <w:t xml:space="preserve">15</w:t>
+          </w:r>
+          <w:r>
+            <w:fldChar w:fldCharType="end"/>
+          </w:r>
+          <w:r>
+            <w:rPr>
+              <w:rtl w:val="0"/>
+            </w:rPr>
+          </w:r>
+        </w:p>
+        <w:p>
+          <w:pPr>
+            <w:widowControl w:val="0"/>
+            <w:tabs>
+              <w:tab w:val="right" w:leader="dot" w:pos="9921.511811023624"/>
+            </w:tabs>
+            <w:spacing w:before="60" w:line="360" w:lineRule="auto"/>
+            <w:ind w:left="360" w:firstLine="0"/>
+            <w:rPr>
+              <w:color w:val="000000"/>
+              <w:u w:val="none"/>
+            </w:rPr>
+          </w:pPr>
+          <w:hyperlink w:anchor="_g1h4mgp20n56">
+            <w:r>
+              <w:rPr>
+                <w:color w:val="000000"/>
+                <w:u w:val="none"/>
+                <w:rtl w:val="0"/>
+              </w:rPr>
+              <w:t xml:space="preserve">2.5 Программные объекты базы данных</w:t>
+              <w:tab/>
+            </w:r>
+          </w:hyperlink>
+          <w:r>
+            <w:fldChar w:fldCharType="begin"/>
+            <w:instrText xml:space="preserve"> PAGEREF _g1h4mgp20n56 \h </w:instrText>
+            <w:fldChar w:fldCharType="separate"/>
+          </w:r>
+          <w:r>
+            <w:rPr>
+              <w:rtl w:val="0"/>
+            </w:rPr>
+            <w:t xml:space="preserve">17</w:t>
+          </w:r>
+          <w:r>
+            <w:fldChar w:fldCharType="end"/>
+          </w:r>
+          <w:r>
+            <w:rPr>
+              <w:rtl w:val="0"/>
+            </w:rPr>
+          </w:r>
+        </w:p>
+        <w:p>
+          <w:pPr>
+            <w:widowControl w:val="0"/>
+            <w:tabs>
+              <w:tab w:val="right" w:leader="dot" w:pos="9921.511811023624"/>
+            </w:tabs>
+            <w:spacing w:before="60" w:line="360" w:lineRule="auto"/>
+            <w:ind w:left="360" w:firstLine="0"/>
+            <w:rPr>
+              <w:color w:val="000000"/>
+              <w:u w:val="none"/>
+            </w:rPr>
+          </w:pPr>
+          <w:hyperlink w:anchor="_gx3ah5mysuwh">
+            <w:r>
+              <w:rPr>
+                <w:color w:val="000000"/>
+                <w:u w:val="none"/>
+                <w:rtl w:val="0"/>
+              </w:rPr>
+              <w:t xml:space="preserve">2.6 Разграничение доступа к данным</w:t>
+              <w:tab/>
+            </w:r>
+          </w:hyperlink>
+          <w:r>
+            <w:fldChar w:fldCharType="begin"/>
+            <w:instrText xml:space="preserve"> PAGEREF _gx3ah5mysuwh \h </w:instrText>
+            <w:fldChar w:fldCharType="separate"/>
+          </w:r>
+          <w:r>
+            <w:rPr>
+              <w:rtl w:val="0"/>
+            </w:rPr>
+            <w:t xml:space="preserve">20</w:t>
+          </w:r>
+          <w:r>
+            <w:fldChar w:fldCharType="end"/>
+          </w:r>
+          <w:r>
+            <w:rPr>
+              <w:rtl w:val="0"/>
+            </w:rPr>
+          </w:r>
+        </w:p>
+        <w:p>
+          <w:pPr>
+            <w:widowControl w:val="0"/>
+            <w:tabs>
+              <w:tab w:val="right" w:leader="dot" w:pos="9921.511811023624"/>
+            </w:tabs>
+            <w:spacing w:before="60" w:line="360" w:lineRule="auto"/>
+            <w:ind w:left="360" w:firstLine="0"/>
+            <w:rPr>
+              <w:color w:val="000000"/>
+              <w:u w:val="none"/>
+            </w:rPr>
+          </w:pPr>
+          <w:hyperlink w:anchor="_epipqpvz9uyb">
+            <w:r>
+              <w:rPr>
+                <w:color w:val="000000"/>
+                <w:u w:val="none"/>
+                <w:rtl w:val="0"/>
+              </w:rPr>
+              <w:t xml:space="preserve">2.7 Запросы к базе данных и тестирование</w:t>
+              <w:tab/>
+            </w:r>
+          </w:hyperlink>
+          <w:r>
+            <w:fldChar w:fldCharType="begin"/>
+            <w:instrText xml:space="preserve"> PAGEREF _epipqpvz9uyb \h </w:instrText>
+            <w:fldChar w:fldCharType="separate"/>
+          </w:r>
+          <w:r>
+            <w:rPr>
+              <w:rtl w:val="0"/>
+            </w:rPr>
+            <w:t xml:space="preserve">20</w:t>
+          </w:r>
+          <w:r>
+            <w:fldChar w:fldCharType="end"/>
+          </w:r>
+          <w:r>
+            <w:rPr>
+              <w:rtl w:val="0"/>
+            </w:rPr>
+          </w:r>
+        </w:p>
+        <w:p>
+          <w:pPr>
+            <w:widowControl w:val="0"/>
+            <w:tabs>
+              <w:tab w:val="right" w:leader="dot" w:pos="9921.511811023624"/>
+            </w:tabs>
+            <w:spacing w:before="60" w:line="360" w:lineRule="auto"/>
+            <w:ind w:left="360" w:firstLine="0"/>
+            <w:rPr>
+              <w:color w:val="000000"/>
+              <w:u w:val="none"/>
+            </w:rPr>
+          </w:pPr>
+          <w:hyperlink w:anchor="_dq6x6c5spyas">
+            <w:r>
+              <w:rPr>
+                <w:color w:val="000000"/>
+                <w:u w:val="none"/>
+                <w:rtl w:val="0"/>
+              </w:rPr>
+              <w:t xml:space="preserve">Выводы по второй главе</w:t>
+              <w:tab/>
+            </w:r>
+          </w:hyperlink>
+          <w:r>
+            <w:fldChar w:fldCharType="begin"/>
+            <w:instrText xml:space="preserve"> PAGEREF _dq6x6c5spyas \h </w:instrText>
+            <w:fldChar w:fldCharType="separate"/>
+          </w:r>
+          <w:r>
+            <w:rPr>
+              <w:rtl w:val="0"/>
+            </w:rPr>
+            <w:t xml:space="preserve">22</w:t>
+          </w:r>
+          <w:r>
+            <w:fldChar w:fldCharType="end"/>
+          </w:r>
+          <w:r>
+            <w:rPr>
+              <w:rtl w:val="0"/>
+            </w:rPr>
+          </w:r>
+        </w:p>
+        <w:p>
+          <w:pPr>
+            <w:widowControl w:val="0"/>
+            <w:tabs>
+              <w:tab w:val="right" w:leader="dot" w:pos="9921.511811023624"/>
+            </w:tabs>
+            <w:spacing w:before="60" w:line="360" w:lineRule="auto"/>
+            <w:rPr>
+              <w:b w:val="1"/>
+              <w:bCs w:val="1"/>
+              <w:color w:val="000000"/>
+              <w:u w:val="none"/>
+            </w:rPr>
+          </w:pPr>
+          <w:hyperlink w:anchor="_7tw8pgb393jt">
+            <w:r>
+              <w:rPr>
+                <w:b w:val="1"/>
+                <w:bCs w:val="1"/>
+                <w:color w:val="000000"/>
+                <w:u w:val="none"/>
+                <w:rtl w:val="0"/>
+              </w:rPr>
+              <w:t xml:space="preserve">ЗАКЛЮЧЕНИЕ</w:t>
+              <w:tab/>
+            </w:r>
+          </w:hyperlink>
+          <w:r>
+            <w:fldChar w:fldCharType="begin"/>
+            <w:instrText xml:space="preserve"> PAGEREF _7tw8pgb393jt \h </w:instrText>
+            <w:fldChar w:fldCharType="separate"/>
+          </w:r>
+          <w:r>
+            <w:rPr>
+              <w:b w:val="1"/>
+              <w:bCs w:val="1"/>
+              <w:rtl w:val="0"/>
+            </w:rPr>
+            <w:t xml:space="preserve">23</w:t>
+          </w:r>
+          <w:r>
+            <w:fldChar w:fldCharType="end"/>
+          </w:r>
+          <w:r>
+            <w:rPr>
+              <w:rtl w:val="0"/>
+            </w:rPr>
+          </w:r>
+        </w:p>
+        <w:p>
+          <w:pPr>
+            <w:widowControl w:val="0"/>
+            <w:tabs>
+              <w:tab w:val="right" w:leader="dot" w:pos="9921.511811023624"/>
+            </w:tabs>
+            <w:spacing w:before="60" w:line="360" w:lineRule="auto"/>
+            <w:rPr>
+              <w:b w:val="1"/>
+              <w:bCs w:val="1"/>
+              <w:color w:val="000000"/>
+              <w:u w:val="none"/>
+            </w:rPr>
+          </w:pPr>
+          <w:hyperlink w:anchor="_rpd1siqy7xlt">
+            <w:r>
+              <w:rPr>
+                <w:b w:val="1"/>
+                <w:bCs w:val="1"/>
+                <w:color w:val="000000"/>
+                <w:u w:val="none"/>
+                <w:rtl w:val="0"/>
+              </w:rPr>
+              <w:t xml:space="preserve">СПИСОК ИСТОЧНИКОВ</w:t>
+              <w:tab/>
+            </w:r>
+          </w:hyperlink>
+          <w:r>
+            <w:fldChar w:fldCharType="begin"/>
+            <w:instrText xml:space="preserve"> PAGEREF _rpd1siqy7xlt \h </w:instrText>
+            <w:fldChar w:fldCharType="separate"/>
+          </w:r>
+          <w:r>
+            <w:rPr>
+              <w:b w:val="1"/>
+              <w:bCs w:val="1"/>
+              <w:rtl w:val="0"/>
+            </w:rPr>
+            <w:t xml:space="preserve">24</w:t>
+          </w:r>
+          <w:r>
+            <w:fldChar w:fldCharType="end"/>
+          </w:r>
+          <w:r>
+            <w:rPr>
+              <w:rtl w:val="0"/>
+            </w:rPr>
+          </w:r>
+        </w:p>
+        <w:p>
+          <w:pPr>
+            <w:widowControl w:val="0"/>
+            <w:tabs>
+              <w:tab w:val="right" w:leader="dot" w:pos="9921.511811023624"/>
+            </w:tabs>
+            <w:spacing w:before="60" w:line="360" w:lineRule="auto"/>
+            <w:rPr>
+              <w:b w:val="1"/>
+              <w:bCs w:val="1"/>
+              <w:color w:val="000000"/>
+              <w:u w:val="none"/>
+            </w:rPr>
+          </w:pPr>
+          <w:hyperlink w:anchor="_ftq32u6preis">
+            <w:r>
+              <w:rPr>
+                <w:b w:val="1"/>
+                <w:bCs w:val="1"/>
+                <w:color w:val="000000"/>
+                <w:u w:val="none"/>
+                <w:rtl w:val="0"/>
+              </w:rPr>
+              <w:t xml:space="preserve">ПРИЛОЖЕНИЕ А</w:t>
+              <w:tab/>
+            </w:r>
+          </w:hyperlink>
+          <w:r>
+            <w:fldChar w:fldCharType="begin"/>
+            <w:instrText xml:space="preserve"> PAGEREF _ftq32u6preis \h </w:instrText>
+            <w:fldChar w:fldCharType="separate"/>
+          </w:r>
+          <w:r>
+            <w:rPr>
+              <w:b w:val="1"/>
+              <w:bCs w:val="1"/>
+              <w:rtl w:val="0"/>
+            </w:rPr>
+            <w:t xml:space="preserve">25</w:t>
+          </w:r>
+          <w:r>
+            <w:fldChar w:fldCharType="end"/>
+          </w:r>
+          <w:r>
+            <w:rPr>
+              <w:rtl w:val="0"/>
+            </w:rPr>
+          </w:r>
+        </w:p>
+        <w:p>
+          <w:pPr>
+            <w:widowControl w:val="0"/>
+            <w:tabs>
+              <w:tab w:val="right" w:leader="dot" w:pos="9921.511811023624"/>
+            </w:tabs>
+            <w:spacing w:before="60" w:line="360" w:lineRule="auto"/>
+            <w:rPr>
+              <w:b w:val="1"/>
+              <w:bCs w:val="1"/>
+              <w:color w:val="000000"/>
+              <w:u w:val="none"/>
+            </w:rPr>
+          </w:pPr>
+          <w:hyperlink w:anchor="_ghlp7uzonr9">
+            <w:r>
+              <w:rPr>
+                <w:b w:val="1"/>
+                <w:bCs w:val="1"/>
+                <w:color w:val="000000"/>
+                <w:u w:val="none"/>
+                <w:rtl w:val="0"/>
+              </w:rPr>
+              <w:t xml:space="preserve">ПРИЛОЖЕНИЕ Б</w:t>
+              <w:tab/>
+            </w:r>
+          </w:hyperlink>
+          <w:r>
+            <w:fldChar w:fldCharType="begin"/>
+            <w:instrText xml:space="preserve"> PAGEREF _ghlp7uzonr9 \h </w:instrText>
+            <w:fldChar w:fldCharType="separate"/>
+          </w:r>
+          <w:r>
+            <w:rPr>
+              <w:b w:val="1"/>
+              <w:bCs w:val="1"/>
+              <w:rtl w:val="0"/>
+            </w:rPr>
+            <w:t xml:space="preserve">26</w:t>
+          </w:r>
+          <w:r>
+            <w:fldChar w:fldCharType="end"/>
+          </w:r>
+          <w:r>
+            <w:rPr>
+              <w:rtl w:val="0"/>
+            </w:rPr>
+          </w:r>
+          <w:r>
+            <w:fldChar w:fldCharType="end"/>
+          </w:r>
+        </w:p>
+      </w:sdtContent>
+    </w:sdt>
+    <w:p>
+      <w:pPr>
+        <w:pStyle w:val="Heading1"/>
+        <w:spacing w:after="240" w:lineRule="auto"/>
+        <w:jc w:val="center"/>
+        <w:rPr/>
+      </w:pPr>
+      <w:bookmarkStart w:colFirst="0" w:colLast="0" w:name="_k3bjafkmyz6j" w:id="0"/>
+      <w:bookmarkEnd w:id="0"/>
+      <w:r>
+        <w:br w:type="page"/>
+      </w:r>
+      <w:r>
+        <w:rPr>
+          <w:rtl w:val="0"/>
+        </w:rPr>
+      </w:r>
+    </w:p>
+    <w:p>
+      <w:pPr>
+        <w:pStyle w:val="Heading1"/>
+        <w:spacing w:after="240" w:lineRule="auto"/>
+        <w:jc w:val="center"/>
         <w:rPr>
           <w:rFonts w:ascii="Times New Roman" w:cs="Times New Roman" w:eastAsia="Times New Roman" w:hAnsi="Times New Roman"/>
-          <w:b w:val="0"/>
-          <w:bCs w:val="0"/>
-          <w:i w:val="0"/>
-          <w:iCs w:val="0"/>
-          <w:sz w:val="28"/>
-          <w:szCs w:val="28"/>
-          <w:rtl w:val="0"/>
-        </w:rPr>
-        <w:t xml:space="preserve">Введение</w:t>
-        <w:tab/>
-        <w:t xml:space="preserve">4</w:t>
-      </w:r>
-      <w:r>
-        <w:rPr>
-          <w:rtl w:val="0"/>
-        </w:rPr>
-      </w:r>
-    </w:p>
-    <w:p>
-      <w:pPr>
-        <w:tabs>
-          <w:tab w:val="right" w:leader="none" w:pos="9354"/>
-        </w:tabs>
-        <w:spacing w:line="360" w:lineRule="auto"/>
-        <w:rPr/>
-      </w:pPr>
-      <w:r>
-        <w:rPr>
-          <w:rFonts w:ascii="Times New Roman" w:cs="Times New Roman" w:eastAsia="Times New Roman" w:hAnsi="Times New Roman"/>
-          <w:b w:val="0"/>
-          <w:bCs w:val="0"/>
-          <w:i w:val="0"/>
-          <w:iCs w:val="0"/>
-          <w:sz w:val="28"/>
-          <w:szCs w:val="28"/>
-          <w:rtl w:val="0"/>
-        </w:rPr>
-        <w:t xml:space="preserve">Глава 1. Теоретические основы разработки базы данных</w:t>
-        <w:tab/>
-        <w:t xml:space="preserve">6</w:t>
-      </w:r>
-      <w:r>
-        <w:rPr>
-          <w:rtl w:val="0"/>
-        </w:rPr>
-      </w:r>
-    </w:p>
-    <w:p>
-      <w:pPr>
-        <w:tabs>
-          <w:tab w:val="right" w:leader="none" w:pos="9354"/>
-        </w:tabs>
-        <w:spacing w:line="360" w:lineRule="auto"/>
-        <w:ind w:left="454" w:firstLine="0"/>
-        <w:rPr/>
-      </w:pPr>
-      <w:r>
-        <w:rPr>
-          <w:rFonts w:ascii="Times New Roman" w:cs="Times New Roman" w:eastAsia="Times New Roman" w:hAnsi="Times New Roman"/>
-          <w:b w:val="0"/>
-          <w:bCs w:val="0"/>
-          <w:i w:val="0"/>
-          <w:iCs w:val="0"/>
-          <w:sz w:val="28"/>
-          <w:szCs w:val="28"/>
-          <w:rtl w:val="0"/>
-        </w:rPr>
-        <w:t xml:space="preserve">1.1 Характеристика предметной области кофейни</w:t>
-        <w:tab/>
-        <w:t xml:space="preserve">6</w:t>
-      </w:r>
-      <w:r>
-        <w:rPr>
-          <w:rtl w:val="0"/>
-        </w:rPr>
-      </w:r>
-    </w:p>
-    <w:p>
-      <w:pPr>
-        <w:tabs>
-          <w:tab w:val="right" w:leader="none" w:pos="9354"/>
-        </w:tabs>
-        <w:spacing w:line="360" w:lineRule="auto"/>
-        <w:ind w:left="454" w:firstLine="0"/>
-        <w:rPr/>
-      </w:pPr>
-      <w:r>
-        <w:rPr>
-          <w:rFonts w:ascii="Times New Roman" w:cs="Times New Roman" w:eastAsia="Times New Roman" w:hAnsi="Times New Roman"/>
-          <w:b w:val="0"/>
-          <w:bCs w:val="0"/>
-          <w:i w:val="0"/>
-          <w:iCs w:val="0"/>
-          <w:sz w:val="28"/>
-          <w:szCs w:val="28"/>
-          <w:rtl w:val="0"/>
-        </w:rPr>
-        <w:t xml:space="preserve">1.2 Обоснование необходимости автоматизации учёта</w:t>
-        <w:tab/>
-        <w:t xml:space="preserve">8</w:t>
-      </w:r>
-      <w:r>
-        <w:rPr>
-          <w:rtl w:val="0"/>
-        </w:rPr>
-      </w:r>
-    </w:p>
-    <w:p>
-      <w:pPr>
-        <w:tabs>
-          <w:tab w:val="right" w:leader="none" w:pos="9354"/>
-        </w:tabs>
-        <w:spacing w:line="360" w:lineRule="auto"/>
-        <w:ind w:left="454" w:firstLine="0"/>
-        <w:rPr/>
-      </w:pPr>
-      <w:r>
-        <w:rPr>
-          <w:rFonts w:ascii="Times New Roman" w:cs="Times New Roman" w:eastAsia="Times New Roman" w:hAnsi="Times New Roman"/>
-          <w:b w:val="0"/>
-          <w:bCs w:val="0"/>
-          <w:i w:val="0"/>
-          <w:iCs w:val="0"/>
-          <w:sz w:val="28"/>
-          <w:szCs w:val="28"/>
-          <w:rtl w:val="0"/>
-        </w:rPr>
-        <w:t xml:space="preserve">1.3 Обзор существующих программных решений</w:t>
-        <w:tab/>
-        <w:t xml:space="preserve">9</w:t>
-      </w:r>
-      <w:r>
-        <w:rPr>
-          <w:rtl w:val="0"/>
-        </w:rPr>
-      </w:r>
-    </w:p>
-    <w:p>
-      <w:pPr>
-        <w:tabs>
-          <w:tab w:val="right" w:leader="none" w:pos="9354"/>
-        </w:tabs>
-        <w:spacing w:line="360" w:lineRule="auto"/>
-        <w:ind w:left="454" w:firstLine="0"/>
-        <w:rPr/>
-      </w:pPr>
-      <w:r>
-        <w:rPr>
-          <w:rFonts w:ascii="Times New Roman" w:cs="Times New Roman" w:eastAsia="Times New Roman" w:hAnsi="Times New Roman"/>
-          <w:b w:val="0"/>
-          <w:bCs w:val="0"/>
-          <w:i w:val="0"/>
-          <w:iCs w:val="0"/>
-          <w:sz w:val="28"/>
-          <w:szCs w:val="28"/>
-          <w:rtl w:val="0"/>
-        </w:rPr>
-        <w:t xml:space="preserve">1.4 Реляционные базы данных и принципы их проектирования</w:t>
-        <w:tab/>
-        <w:t xml:space="preserve">11</w:t>
-      </w:r>
-      <w:r>
-        <w:rPr>
-          <w:rtl w:val="0"/>
-        </w:rPr>
-      </w:r>
-    </w:p>
-    <w:p>
-      <w:pPr>
-        <w:tabs>
-          <w:tab w:val="right" w:leader="none" w:pos="9354"/>
-        </w:tabs>
-        <w:spacing w:line="360" w:lineRule="auto"/>
-        <w:rPr/>
-      </w:pPr>
-      <w:r>
-        <w:rPr>
-          <w:rFonts w:ascii="Times New Roman" w:cs="Times New Roman" w:eastAsia="Times New Roman" w:hAnsi="Times New Roman"/>
-          <w:b w:val="0"/>
-          <w:bCs w:val="0"/>
-          <w:i w:val="0"/>
-          <w:iCs w:val="0"/>
-          <w:sz w:val="28"/>
-          <w:szCs w:val="28"/>
-          <w:rtl w:val="0"/>
-        </w:rPr>
-        <w:t xml:space="preserve">Выводы по первой главе</w:t>
-        <w:tab/>
-        <w:t xml:space="preserve">14</w:t>
-      </w:r>
-      <w:r>
-        <w:rPr>
-          <w:rtl w:val="0"/>
-        </w:rPr>
-      </w:r>
-    </w:p>
-    <w:p>
-      <w:pPr>
-        <w:tabs>
-          <w:tab w:val="right" w:leader="none" w:pos="9354"/>
-        </w:tabs>
-        <w:spacing w:line="360" w:lineRule="auto"/>
-        <w:rPr/>
-      </w:pPr>
-      <w:r>
-        <w:rPr>
-          <w:rFonts w:ascii="Times New Roman" w:cs="Times New Roman" w:eastAsia="Times New Roman" w:hAnsi="Times New Roman"/>
-          <w:b w:val="0"/>
-          <w:bCs w:val="0"/>
-          <w:i w:val="0"/>
-          <w:iCs w:val="0"/>
-          <w:sz w:val="28"/>
-          <w:szCs w:val="28"/>
-          <w:rtl w:val="0"/>
-        </w:rPr>
-        <w:t xml:space="preserve">Глава 2. Разработка базы данных для кофейни</w:t>
-        <w:tab/>
-        <w:t xml:space="preserve">15</w:t>
-      </w:r>
-      <w:r>
-        <w:rPr>
-          <w:rtl w:val="0"/>
-        </w:rPr>
-      </w:r>
-    </w:p>
-    <w:p>
-      <w:pPr>
-        <w:tabs>
-          <w:tab w:val="right" w:leader="none" w:pos="9354"/>
-        </w:tabs>
-        <w:spacing w:line="360" w:lineRule="auto"/>
-        <w:ind w:left="454" w:firstLine="0"/>
-        <w:rPr/>
-      </w:pPr>
-      <w:r>
-        <w:rPr>
-          <w:rFonts w:ascii="Times New Roman" w:cs="Times New Roman" w:eastAsia="Times New Roman" w:hAnsi="Times New Roman"/>
-          <w:b w:val="0"/>
-          <w:bCs w:val="0"/>
-          <w:i w:val="0"/>
-          <w:iCs w:val="0"/>
-          <w:sz w:val="28"/>
-          <w:szCs w:val="28"/>
-          <w:rtl w:val="0"/>
-        </w:rPr>
-        <w:t xml:space="preserve">2.1 Постановка задачи и требования к базе данных</w:t>
-        <w:tab/>
-        <w:t xml:space="preserve">15</w:t>
-      </w:r>
-      <w:r>
-        <w:rPr>
-          <w:rtl w:val="0"/>
-        </w:rPr>
-      </w:r>
-    </w:p>
-    <w:p>
-      <w:pPr>
-        <w:tabs>
-          <w:tab w:val="right" w:leader="none" w:pos="9354"/>
-        </w:tabs>
-        <w:spacing w:line="360" w:lineRule="auto"/>
-        <w:ind w:left="454" w:firstLine="0"/>
-        <w:rPr/>
-      </w:pPr>
-      <w:r>
-        <w:rPr>
-          <w:rFonts w:ascii="Times New Roman" w:cs="Times New Roman" w:eastAsia="Times New Roman" w:hAnsi="Times New Roman"/>
-          <w:b w:val="0"/>
-          <w:bCs w:val="0"/>
-          <w:i w:val="0"/>
-          <w:iCs w:val="0"/>
-          <w:sz w:val="28"/>
-          <w:szCs w:val="28"/>
-          <w:rtl w:val="0"/>
-        </w:rPr>
-        <w:t xml:space="preserve">2.2 Концептуальное и логическое проектирование</w:t>
-        <w:tab/>
-        <w:t xml:space="preserve">17</w:t>
-      </w:r>
-      <w:r>
-        <w:rPr>
-          <w:rtl w:val="0"/>
-        </w:rPr>
-      </w:r>
-    </w:p>
-    <w:p>
-      <w:pPr>
-        <w:tabs>
-          <w:tab w:val="right" w:leader="none" w:pos="9354"/>
-        </w:tabs>
-        <w:spacing w:line="360" w:lineRule="auto"/>
-        <w:ind w:left="454" w:firstLine="0"/>
-        <w:rPr/>
-      </w:pPr>
-      <w:r>
-        <w:rPr>
-          <w:rFonts w:ascii="Times New Roman" w:cs="Times New Roman" w:eastAsia="Times New Roman" w:hAnsi="Times New Roman"/>
-          <w:b w:val="0"/>
-          <w:bCs w:val="0"/>
-          <w:i w:val="0"/>
-          <w:iCs w:val="0"/>
-          <w:sz w:val="28"/>
-          <w:szCs w:val="28"/>
-          <w:rtl w:val="0"/>
-        </w:rPr>
-        <w:t xml:space="preserve">2.3 Нормализация и физическая модель данных</w:t>
-        <w:tab/>
-        <w:t xml:space="preserve">20</w:t>
-      </w:r>
-      <w:r>
-        <w:rPr>
-          <w:rtl w:val="0"/>
-        </w:rPr>
-      </w:r>
-    </w:p>
-    <w:p>
-      <w:pPr>
-        <w:tabs>
-          <w:tab w:val="right" w:leader="none" w:pos="9354"/>
-        </w:tabs>
-        <w:spacing w:line="360" w:lineRule="auto"/>
-        <w:ind w:left="454" w:firstLine="0"/>
-        <w:rPr/>
-      </w:pPr>
-      <w:r>
-        <w:rPr>
-          <w:rFonts w:ascii="Times New Roman" w:cs="Times New Roman" w:eastAsia="Times New Roman" w:hAnsi="Times New Roman"/>
-          <w:b w:val="0"/>
-          <w:bCs w:val="0"/>
-          <w:i w:val="0"/>
-          <w:iCs w:val="0"/>
-          <w:sz w:val="28"/>
-          <w:szCs w:val="28"/>
-          <w:rtl w:val="0"/>
-        </w:rPr>
-        <w:t xml:space="preserve">2.4 Создание таблиц и ограничений целостности</w:t>
-        <w:tab/>
-        <w:t xml:space="preserve">22</w:t>
-      </w:r>
-      <w:r>
-        <w:rPr>
-          <w:rtl w:val="0"/>
-        </w:rPr>
-      </w:r>
-    </w:p>
-    <w:p>
-      <w:pPr>
-        <w:tabs>
-          <w:tab w:val="right" w:leader="none" w:pos="9354"/>
-        </w:tabs>
-        <w:spacing w:line="360" w:lineRule="auto"/>
-        <w:ind w:left="454" w:firstLine="0"/>
-        <w:rPr/>
-      </w:pPr>
-      <w:r>
-        <w:rPr>
-          <w:rFonts w:ascii="Times New Roman" w:cs="Times New Roman" w:eastAsia="Times New Roman" w:hAnsi="Times New Roman"/>
-          <w:b w:val="0"/>
-          <w:bCs w:val="0"/>
-          <w:i w:val="0"/>
-          <w:iCs w:val="0"/>
-          <w:sz w:val="28"/>
-          <w:szCs w:val="28"/>
-          <w:rtl w:val="0"/>
-        </w:rPr>
-        <w:t xml:space="preserve">2.5 Программные объекты базы данных</w:t>
-        <w:tab/>
-        <w:t xml:space="preserve">25</w:t>
-      </w:r>
-      <w:r>
-        <w:rPr>
-          <w:rtl w:val="0"/>
-        </w:rPr>
-      </w:r>
-    </w:p>
-    <w:p>
-      <w:pPr>
-        <w:tabs>
-          <w:tab w:val="right" w:leader="none" w:pos="9354"/>
-        </w:tabs>
-        <w:spacing w:line="360" w:lineRule="auto"/>
-        <w:ind w:left="454" w:firstLine="0"/>
-        <w:rPr/>
-      </w:pPr>
-      <w:r>
-        <w:rPr>
-          <w:rFonts w:ascii="Times New Roman" w:cs="Times New Roman" w:eastAsia="Times New Roman" w:hAnsi="Times New Roman"/>
-          <w:b w:val="0"/>
-          <w:bCs w:val="0"/>
-          <w:i w:val="0"/>
-          <w:iCs w:val="0"/>
-          <w:sz w:val="28"/>
-          <w:szCs w:val="28"/>
-          <w:rtl w:val="0"/>
-        </w:rPr>
-        <w:t xml:space="preserve">2.6 Разграничение доступа к данным</w:t>
-        <w:tab/>
-        <w:t xml:space="preserve">29</w:t>
-      </w:r>
-      <w:r>
-        <w:rPr>
-          <w:rtl w:val="0"/>
-        </w:rPr>
-      </w:r>
-    </w:p>
-    <w:p>
-      <w:pPr>
-        <w:tabs>
-          <w:tab w:val="right" w:leader="none" w:pos="9354"/>
-        </w:tabs>
-        <w:spacing w:line="360" w:lineRule="auto"/>
-        <w:ind w:left="454" w:firstLine="0"/>
-        <w:rPr/>
-      </w:pPr>
-      <w:r>
-        <w:rPr>
-          <w:rFonts w:ascii="Times New Roman" w:cs="Times New Roman" w:eastAsia="Times New Roman" w:hAnsi="Times New Roman"/>
-          <w:b w:val="0"/>
-          <w:bCs w:val="0"/>
-          <w:i w:val="0"/>
-          <w:iCs w:val="0"/>
-          <w:sz w:val="28"/>
-          <w:szCs w:val="28"/>
-          <w:rtl w:val="0"/>
-        </w:rPr>
-        <w:t xml:space="preserve">2.7 Запросы к базе данных и тестирование</w:t>
-        <w:tab/>
-        <w:t xml:space="preserve">30</w:t>
-      </w:r>
-      <w:r>
-        <w:rPr>
-          <w:rtl w:val="0"/>
-        </w:rPr>
-      </w:r>
-    </w:p>
-    <w:p>
-      <w:pPr>
-        <w:tabs>
-          <w:tab w:val="right" w:leader="none" w:pos="9354"/>
-        </w:tabs>
-        <w:spacing w:line="360" w:lineRule="auto"/>
-        <w:ind w:left="454" w:firstLine="0"/>
-        <w:rPr/>
-      </w:pPr>
-      <w:r>
-        <w:rPr>
-          <w:rFonts w:ascii="Times New Roman" w:cs="Times New Roman" w:eastAsia="Times New Roman" w:hAnsi="Times New Roman"/>
-          <w:b w:val="0"/>
-          <w:bCs w:val="0"/>
-          <w:i w:val="0"/>
-          <w:iCs w:val="0"/>
-          <w:sz w:val="28"/>
-          <w:szCs w:val="28"/>
-          <w:rtl w:val="0"/>
-        </w:rPr>
-        <w:t xml:space="preserve">2.8 Применение ИИ-инструментов в работе</w:t>
-        <w:tab/>
-        <w:t xml:space="preserve">33</w:t>
-      </w:r>
-      <w:r>
-        <w:rPr>
-          <w:rtl w:val="0"/>
-        </w:rPr>
-      </w:r>
-    </w:p>
-    <w:p>
-      <w:pPr>
-        <w:tabs>
-          <w:tab w:val="right" w:leader="none" w:pos="9354"/>
-        </w:tabs>
-        <w:spacing w:line="360" w:lineRule="auto"/>
-        <w:rPr/>
-      </w:pPr>
-      <w:r>
-        <w:rPr>
-          <w:rFonts w:ascii="Times New Roman" w:cs="Times New Roman" w:eastAsia="Times New Roman" w:hAnsi="Times New Roman"/>
-          <w:b w:val="0"/>
-          <w:bCs w:val="0"/>
-          <w:i w:val="0"/>
-          <w:iCs w:val="0"/>
-          <w:sz w:val="28"/>
-          <w:szCs w:val="28"/>
-          <w:rtl w:val="0"/>
-        </w:rPr>
-        <w:t xml:space="preserve">Выводы по второй главе</w:t>
-        <w:tab/>
-        <w:t xml:space="preserve">34</w:t>
-      </w:r>
-      <w:r>
-        <w:rPr>
-          <w:rtl w:val="0"/>
-        </w:rPr>
-      </w:r>
-    </w:p>
-    <w:p>
-      <w:pPr>
-        <w:tabs>
-          <w:tab w:val="right" w:leader="none" w:pos="9354"/>
-        </w:tabs>
-        <w:spacing w:line="360" w:lineRule="auto"/>
-        <w:rPr/>
-      </w:pPr>
-      <w:r>
-        <w:rPr>
-          <w:rFonts w:ascii="Times New Roman" w:cs="Times New Roman" w:eastAsia="Times New Roman" w:hAnsi="Times New Roman"/>
-          <w:b w:val="0"/>
-          <w:bCs w:val="0"/>
-          <w:i w:val="0"/>
-          <w:iCs w:val="0"/>
-          <w:sz w:val="28"/>
-          <w:szCs w:val="28"/>
-          <w:rtl w:val="0"/>
-        </w:rPr>
-        <w:t xml:space="preserve">Заключение</w:t>
-        <w:tab/>
-        <w:t xml:space="preserve">35</w:t>
-      </w:r>
-      <w:r>
-        <w:rPr>
-          <w:rtl w:val="0"/>
-        </w:rPr>
-      </w:r>
-    </w:p>
-    <w:p>
-      <w:pPr>
-        <w:tabs>
-          <w:tab w:val="right" w:leader="none" w:pos="9354"/>
-        </w:tabs>
-        <w:spacing w:line="360" w:lineRule="auto"/>
-        <w:rPr/>
-      </w:pPr>
-      <w:r>
-        <w:rPr>
-          <w:rFonts w:ascii="Times New Roman" w:cs="Times New Roman" w:eastAsia="Times New Roman" w:hAnsi="Times New Roman"/>
-          <w:b w:val="0"/>
-          <w:bCs w:val="0"/>
-          <w:i w:val="0"/>
-          <w:iCs w:val="0"/>
-          <w:sz w:val="28"/>
-          <w:szCs w:val="28"/>
-          <w:rtl w:val="0"/>
-        </w:rPr>
-        <w:t xml:space="preserve">Список источников</w:t>
-        <w:tab/>
-        <w:t xml:space="preserve">37</w:t>
-      </w:r>
-      <w:r>
-        <w:rPr>
-          <w:rtl w:val="0"/>
-        </w:rPr>
-      </w:r>
-    </w:p>
-    <w:p>
-      <w:pPr>
-        <w:tabs>
-          <w:tab w:val="right" w:leader="none" w:pos="9354"/>
-        </w:tabs>
-        <w:spacing w:line="360" w:lineRule="auto"/>
-        <w:rPr/>
-      </w:pPr>
-      <w:r>
-        <w:rPr>
-          <w:rFonts w:ascii="Times New Roman" w:cs="Times New Roman" w:eastAsia="Times New Roman" w:hAnsi="Times New Roman"/>
-          <w:b w:val="0"/>
-          <w:bCs w:val="0"/>
-          <w:i w:val="0"/>
-          <w:iCs w:val="0"/>
-          <w:sz w:val="28"/>
-          <w:szCs w:val="28"/>
-          <w:rtl w:val="0"/>
-        </w:rPr>
-        <w:t xml:space="preserve">Приложение А. Ссылка на репозиторий проекта</w:t>
-        <w:tab/>
-        <w:t xml:space="preserve">38</w:t>
-      </w:r>
-      <w:r>
-        <w:rPr>
-          <w:rtl w:val="0"/>
-        </w:rPr>
-      </w:r>
-    </w:p>
-    <w:p>
-      <w:pPr>
-        <w:tabs>
-          <w:tab w:val="right" w:leader="none" w:pos="9354"/>
-        </w:tabs>
-        <w:spacing w:line="360" w:lineRule="auto"/>
-        <w:rPr/>
-      </w:pPr>
-      <w:r>
-        <w:rPr>
-          <w:rFonts w:ascii="Times New Roman" w:cs="Times New Roman" w:eastAsia="Times New Roman" w:hAnsi="Times New Roman"/>
-          <w:b w:val="0"/>
-          <w:bCs w:val="0"/>
-          <w:i w:val="0"/>
-          <w:iCs w:val="0"/>
-          <w:sz w:val="28"/>
-          <w:szCs w:val="28"/>
-          <w:rtl w:val="0"/>
-        </w:rPr>
-        <w:t xml:space="preserve">Приложение Б. Листинг SQL-скрипта базы данных</w:t>
-        <w:tab/>
-        <w:t xml:space="preserve">39</w:t>
-      </w:r>
-      <w:r>
-        <w:rPr>
-          <w:rtl w:val="0"/>
-        </w:rPr>
-      </w:r>
-    </w:p>
-    <w:p>
-      <w:pPr>
-        <w:rPr/>
-      </w:pPr>
-      <w:r>
-        <w:br w:type="page"/>
-      </w:r>
-      <w:r>
-        <w:rPr>
-          <w:rtl w:val="0"/>
-        </w:rPr>
-      </w:r>
-    </w:p>
-    <w:p>
-      <w:pPr>
-        <w:spacing w:after="240" w:line="360" w:lineRule="auto"/>
-        <w:jc w:val="center"/>
-        <w:rPr/>
-      </w:pPr>
-      <w:r>
-        <w:rPr>
-          <w:rFonts w:ascii="Times New Roman" w:cs="Times New Roman" w:eastAsia="Times New Roman" w:hAnsi="Times New Roman"/>
-          <w:b w:val="1"/>
-          <w:bCs w:val="1"/>
-          <w:i w:val="0"/>
-          <w:iCs w:val="0"/>
+          <w:color w:val="000000"/>
           <w:sz w:val="32"/>
           <w:szCs w:val="32"/>
+        </w:rPr>
+      </w:pPr>
+      <w:bookmarkStart w:colFirst="0" w:colLast="0" w:name="_fg13n6yuql2m" w:id="1"/>
+      <w:bookmarkEnd w:id="1"/>
+      <w:r>
+        <w:rPr>
+          <w:rFonts w:ascii="Times New Roman" w:cs="Times New Roman" w:eastAsia="Times New Roman" w:hAnsi="Times New Roman"/>
+          <w:color w:val="000000"/>
+          <w:sz w:val="32"/>
+          <w:szCs w:val="32"/>
           <w:rtl w:val="0"/>
         </w:rPr>
         <w:t xml:space="preserve">ВВЕДЕНИЕ</w:t>
-      </w:r>
-      <w:r>
-        <w:rPr>
-          <w:rtl w:val="0"/>
-        </w:rPr>
       </w:r>
     </w:p>
     <w:p>
@@ -937,6 +1255,9 @@
         <w:t xml:space="preserve">3. проанализировать существующие системы автоматизации общественного питания;</w:t>
       </w:r>
       <w:r>
+        <w:br w:type="page"/>
+      </w:r>
+      <w:r>
         <w:rPr>
           <w:rtl w:val="0"/>
         </w:rPr>
@@ -1100,6 +1421,8 @@
     </w:p>
     <w:p>
       <w:pPr>
+        <w:spacing w:after="240" w:line="360" w:lineRule="auto"/>
+        <w:jc w:val="left"/>
         <w:rPr/>
       </w:pPr>
       <w:r>
@@ -1113,27 +1436,17 @@
     </w:p>
     <w:p>
       <w:pPr>
-        <w:spacing w:after="240" w:line="360" w:lineRule="auto"/>
-        <w:jc w:val="left"/>
-        <w:rPr/>
-      </w:pPr>
-      <w:r>
-        <w:rPr>
-          <w:rFonts w:ascii="Times New Roman" w:cs="Times New Roman" w:eastAsia="Times New Roman" w:hAnsi="Times New Roman"/>
-          <w:b w:val="1"/>
-          <w:bCs w:val="1"/>
-          <w:i w:val="0"/>
-          <w:iCs w:val="0"/>
-          <w:sz w:val="32"/>
-          <w:szCs w:val="32"/>
+        <w:pStyle w:val="Heading1"/>
+        <w:spacing w:after="240" w:lineRule="auto"/>
+        <w:rPr/>
+      </w:pPr>
+      <w:bookmarkStart w:colFirst="0" w:colLast="0" w:name="_nf9j5plwk6f" w:id="2"/>
+      <w:bookmarkEnd w:id="2"/>
+      <w:r>
+        <w:rPr>
           <w:rtl w:val="0"/>
         </w:rPr>
         <w:t xml:space="preserve">ГЛАВА 1. Теоретические основы разработки базы данных для кофейни</w:t>
-      </w:r>
-      <w:r>
-        <w:rPr>
-          <w:rtl w:val="0"/>
-        </w:rPr>
       </w:r>
     </w:p>
     <w:p>
@@ -1164,27 +1477,16 @@
     </w:p>
     <w:p>
       <w:pPr>
-        <w:spacing w:after="120" w:before="120" w:line="360" w:lineRule="auto"/>
-        <w:jc w:val="left"/>
-        <w:rPr/>
-      </w:pPr>
-      <w:r>
-        <w:rPr>
-          <w:rFonts w:ascii="Times New Roman" w:cs="Times New Roman" w:eastAsia="Times New Roman" w:hAnsi="Times New Roman"/>
-          <w:b w:val="1"/>
-          <w:bCs w:val="1"/>
-          <w:i w:val="0"/>
-          <w:iCs w:val="0"/>
-          <w:sz w:val="28"/>
-          <w:szCs w:val="28"/>
+        <w:pStyle w:val="Heading2"/>
+        <w:rPr/>
+      </w:pPr>
+      <w:bookmarkStart w:colFirst="0" w:colLast="0" w:name="_9opoexqvjmlx" w:id="3"/>
+      <w:bookmarkEnd w:id="3"/>
+      <w:r>
+        <w:rPr>
           <w:rtl w:val="0"/>
         </w:rPr>
         <w:t xml:space="preserve">1.1 Характеристика предметной области кофейни</w:t>
-      </w:r>
-      <w:r>
-        <w:rPr>
-          <w:rtl w:val="0"/>
-        </w:rPr>
       </w:r>
     </w:p>
     <w:p>
@@ -1501,27 +1803,17 @@
     </w:p>
     <w:p>
       <w:pPr>
-        <w:spacing w:after="120" w:before="120" w:line="360" w:lineRule="auto"/>
-        <w:jc w:val="left"/>
-        <w:rPr/>
-      </w:pPr>
-      <w:r>
-        <w:rPr>
-          <w:rFonts w:ascii="Times New Roman" w:cs="Times New Roman" w:eastAsia="Times New Roman" w:hAnsi="Times New Roman"/>
-          <w:b w:val="1"/>
-          <w:bCs w:val="1"/>
-          <w:i w:val="0"/>
-          <w:iCs w:val="0"/>
-          <w:sz w:val="28"/>
-          <w:szCs w:val="28"/>
+        <w:pStyle w:val="Heading2"/>
+        <w:spacing w:after="120" w:before="120" w:lineRule="auto"/>
+        <w:rPr/>
+      </w:pPr>
+      <w:bookmarkStart w:colFirst="0" w:colLast="0" w:name="_fm3ebh7zvlms" w:id="4"/>
+      <w:bookmarkEnd w:id="4"/>
+      <w:r>
+        <w:rPr>
           <w:rtl w:val="0"/>
         </w:rPr>
         <w:t xml:space="preserve">1.2 Обоснование необходимости автоматизации учёта</w:t>
-      </w:r>
-      <w:r>
-        <w:rPr>
-          <w:rtl w:val="0"/>
-        </w:rPr>
       </w:r>
     </w:p>
     <w:p>
@@ -1672,7 +1964,7 @@
           <w:szCs w:val="28"/>
           <w:rtl w:val="0"/>
         </w:rPr>
-        <w:t xml:space="preserve">- трудоёмкость формирования отчётности и анализа деятельности заведения;</w:t>
+        <w:t xml:space="preserve">-   трудоёмкость формирования отчётности и анализа деятельности заведения;</w:t>
       </w:r>
       <w:r>
         <w:rPr>
@@ -1698,7 +1990,26 @@
           <w:szCs w:val="28"/>
           <w:rtl w:val="0"/>
         </w:rPr>
-        <w:t xml:space="preserve">- риск безвозвратной потери данных при повреждении бумажных или локальных носителей.</w:t>
+        <w:t xml:space="preserve">-</w:t>
+      </w:r>
+      <w:r>
+        <w:rPr>
+          <w:rtl w:val="0"/>
+        </w:rPr>
+        <w:t xml:space="preserve"> </w:t>
+      </w:r>
+      <w:r>
+        <w:rPr>
+          <w:rFonts w:ascii="Times New Roman" w:cs="Times New Roman" w:eastAsia="Times New Roman" w:hAnsi="Times New Roman"/>
+          <w:b w:val="0"/>
+          <w:bCs w:val="0"/>
+          <w:i w:val="0"/>
+          <w:iCs w:val="0"/>
+          <w:sz w:val="28"/>
+          <w:szCs w:val="28"/>
+          <w:rtl w:val="0"/>
+        </w:rPr>
+        <w:t xml:space="preserve">риск безвозвратной потери данных при повреждении бумажных или локальных носителей.</w:t>
       </w:r>
       <w:r>
         <w:rPr>
@@ -1760,27 +2071,17 @@
     </w:p>
     <w:p>
       <w:pPr>
-        <w:spacing w:after="120" w:before="120" w:line="360" w:lineRule="auto"/>
-        <w:jc w:val="left"/>
-        <w:rPr/>
-      </w:pPr>
-      <w:r>
-        <w:rPr>
-          <w:rFonts w:ascii="Times New Roman" w:cs="Times New Roman" w:eastAsia="Times New Roman" w:hAnsi="Times New Roman"/>
-          <w:b w:val="1"/>
-          <w:bCs w:val="1"/>
-          <w:i w:val="0"/>
-          <w:iCs w:val="0"/>
-          <w:sz w:val="28"/>
-          <w:szCs w:val="28"/>
+        <w:pStyle w:val="Heading2"/>
+        <w:spacing w:after="120" w:before="120" w:lineRule="auto"/>
+        <w:rPr/>
+      </w:pPr>
+      <w:bookmarkStart w:colFirst="0" w:colLast="0" w:name="_c8rn58is9h2k" w:id="5"/>
+      <w:bookmarkEnd w:id="5"/>
+      <w:r>
+        <w:rPr>
           <w:rtl w:val="0"/>
         </w:rPr>
         <w:t xml:space="preserve">1.3 Обзор существующих программных решений</w:t>
-      </w:r>
-      <w:r>
-        <w:rPr>
-          <w:rtl w:val="0"/>
-        </w:rPr>
       </w:r>
     </w:p>
     <w:p>
@@ -1885,6 +2186,25 @@
         <w:rPr>
           <w:rtl w:val="0"/>
         </w:rPr>
+        <w:t xml:space="preserve"> </w:t>
+      </w:r>
+      <w:r>
+        <w:rPr>
+          <w:rFonts w:ascii="Times New Roman" w:cs="Times New Roman" w:eastAsia="Times New Roman" w:hAnsi="Times New Roman"/>
+          <w:b w:val="0"/>
+          <w:bCs w:val="0"/>
+          <w:i w:val="0"/>
+          <w:iCs w:val="0"/>
+          <w:sz w:val="28"/>
+          <w:szCs w:val="28"/>
+          <w:rtl w:val="0"/>
+        </w:rPr>
+        <w:t xml:space="preserve">Сравнительный анализ рассмотренных решений приведён в таблице 1.</w:t>
+      </w:r>
+      <w:r>
+        <w:rPr>
+          <w:rtl w:val="0"/>
+        </w:rPr>
       </w:r>
     </w:p>
     <w:p>
@@ -1892,31 +2212,6 @@
         <w:spacing w:after="0" w:before="0" w:line="360" w:lineRule="auto"/>
         <w:ind w:firstLine="709"/>
         <w:jc w:val="both"/>
-        <w:rPr/>
-      </w:pPr>
-      <w:r>
-        <w:rPr>
-          <w:rFonts w:ascii="Times New Roman" w:cs="Times New Roman" w:eastAsia="Times New Roman" w:hAnsi="Times New Roman"/>
-          <w:b w:val="0"/>
-          <w:bCs w:val="0"/>
-          <w:i w:val="0"/>
-          <w:iCs w:val="0"/>
-          <w:sz w:val="28"/>
-          <w:szCs w:val="28"/>
-          <w:rtl w:val="0"/>
-        </w:rPr>
-        <w:t xml:space="preserve">Сравнительный анализ рассмотренных решений приведён в таблице 1.</w:t>
-      </w:r>
-      <w:r>
-        <w:rPr>
-          <w:rtl w:val="0"/>
-        </w:rPr>
-      </w:r>
-    </w:p>
-    <w:p>
-      <w:pPr>
-        <w:spacing w:after="160" w:before="80" w:line="360" w:lineRule="auto"/>
-        <w:jc w:val="center"/>
         <w:rPr/>
       </w:pPr>
       <w:r>
@@ -2716,27 +3011,17 @@
     </w:p>
     <w:p>
       <w:pPr>
-        <w:spacing w:after="120" w:before="120" w:line="360" w:lineRule="auto"/>
-        <w:jc w:val="left"/>
-        <w:rPr/>
-      </w:pPr>
-      <w:r>
-        <w:rPr>
-          <w:rFonts w:ascii="Times New Roman" w:cs="Times New Roman" w:eastAsia="Times New Roman" w:hAnsi="Times New Roman"/>
-          <w:b w:val="1"/>
-          <w:bCs w:val="1"/>
-          <w:i w:val="0"/>
-          <w:iCs w:val="0"/>
-          <w:sz w:val="28"/>
-          <w:szCs w:val="28"/>
+        <w:pStyle w:val="Heading2"/>
+        <w:spacing w:after="120" w:before="120" w:lineRule="auto"/>
+        <w:rPr/>
+      </w:pPr>
+      <w:bookmarkStart w:colFirst="0" w:colLast="0" w:name="_4fylfakvztiy" w:id="6"/>
+      <w:bookmarkEnd w:id="6"/>
+      <w:r>
+        <w:rPr>
           <w:rtl w:val="0"/>
         </w:rPr>
         <w:t xml:space="preserve">1.4 Реляционные базы данных и принципы их проектирования</w:t>
-      </w:r>
-      <w:r>
-        <w:rPr>
-          <w:rtl w:val="0"/>
-        </w:rPr>
       </w:r>
     </w:p>
     <w:p>
@@ -2949,27 +3234,17 @@
     </w:p>
     <w:p>
       <w:pPr>
-        <w:spacing w:after="120" w:before="120" w:line="360" w:lineRule="auto"/>
-        <w:jc w:val="left"/>
-        <w:rPr/>
-      </w:pPr>
-      <w:r>
-        <w:rPr>
-          <w:rFonts w:ascii="Times New Roman" w:cs="Times New Roman" w:eastAsia="Times New Roman" w:hAnsi="Times New Roman"/>
-          <w:b w:val="1"/>
-          <w:bCs w:val="1"/>
-          <w:i w:val="0"/>
-          <w:iCs w:val="0"/>
-          <w:sz w:val="28"/>
-          <w:szCs w:val="28"/>
+        <w:pStyle w:val="Heading2"/>
+        <w:spacing w:after="120" w:before="120" w:lineRule="auto"/>
+        <w:rPr/>
+      </w:pPr>
+      <w:bookmarkStart w:colFirst="0" w:colLast="0" w:name="_h8h3i4buijye" w:id="7"/>
+      <w:bookmarkEnd w:id="7"/>
+      <w:r>
+        <w:rPr>
           <w:rtl w:val="0"/>
         </w:rPr>
         <w:t xml:space="preserve">Выводы по первой главе</w:t>
-      </w:r>
-      <w:r>
-        <w:rPr>
-          <w:rtl w:val="0"/>
-        </w:rPr>
       </w:r>
     </w:p>
     <w:p>
@@ -3000,40 +3275,17 @@
     </w:p>
     <w:p>
       <w:pPr>
-        <w:rPr/>
-      </w:pPr>
-      <w:r>
-        <w:br w:type="page"/>
-      </w:r>
-      <w:r>
-        <w:rPr>
-          <w:rtl w:val="0"/>
-        </w:rPr>
-      </w:r>
-    </w:p>
-    <w:p>
-      <w:pPr>
-        <w:spacing w:after="240" w:line="360" w:lineRule="auto"/>
-        <w:jc w:val="left"/>
-        <w:rPr/>
-      </w:pPr>
-      <w:r>
-        <w:rPr>
-          <w:rFonts w:ascii="Times New Roman" w:cs="Times New Roman" w:eastAsia="Times New Roman" w:hAnsi="Times New Roman"/>
-          <w:b w:val="1"/>
-          <w:bCs w:val="1"/>
-          <w:i w:val="0"/>
-          <w:iCs w:val="0"/>
-          <w:sz w:val="32"/>
-          <w:szCs w:val="32"/>
+        <w:pStyle w:val="Heading1"/>
+        <w:spacing w:after="240" w:lineRule="auto"/>
+        <w:rPr/>
+      </w:pPr>
+      <w:bookmarkStart w:colFirst="0" w:colLast="0" w:name="_kh17mwdwpjka" w:id="8"/>
+      <w:bookmarkEnd w:id="8"/>
+      <w:r>
+        <w:rPr>
           <w:rtl w:val="0"/>
         </w:rPr>
         <w:t xml:space="preserve">ГЛАВА 2. Разработка базы данных для кофейни</w:t>
-      </w:r>
-      <w:r>
-        <w:rPr>
-          <w:rtl w:val="0"/>
-        </w:rPr>
       </w:r>
     </w:p>
     <w:p>
@@ -3064,27 +3316,17 @@
     </w:p>
     <w:p>
       <w:pPr>
-        <w:spacing w:after="120" w:before="120" w:line="360" w:lineRule="auto"/>
-        <w:jc w:val="left"/>
-        <w:rPr/>
-      </w:pPr>
-      <w:r>
-        <w:rPr>
-          <w:rFonts w:ascii="Times New Roman" w:cs="Times New Roman" w:eastAsia="Times New Roman" w:hAnsi="Times New Roman"/>
-          <w:b w:val="1"/>
-          <w:bCs w:val="1"/>
-          <w:i w:val="0"/>
-          <w:iCs w:val="0"/>
-          <w:sz w:val="28"/>
-          <w:szCs w:val="28"/>
+        <w:pStyle w:val="Heading2"/>
+        <w:spacing w:after="120" w:before="120" w:lineRule="auto"/>
+        <w:rPr/>
+      </w:pPr>
+      <w:bookmarkStart w:colFirst="0" w:colLast="0" w:name="_pl3z07ef5bx7" w:id="9"/>
+      <w:bookmarkEnd w:id="9"/>
+      <w:r>
+        <w:rPr>
           <w:rtl w:val="0"/>
         </w:rPr>
         <w:t xml:space="preserve">2.1 Постановка задачи и требования к базе данных</w:t>
-      </w:r>
-      <w:r>
-        <w:rPr>
-          <w:rtl w:val="0"/>
-        </w:rPr>
       </w:r>
     </w:p>
     <w:p>
@@ -3375,27 +3617,17 @@
     </w:p>
     <w:p>
       <w:pPr>
-        <w:spacing w:after="120" w:before="120" w:line="360" w:lineRule="auto"/>
-        <w:jc w:val="left"/>
-        <w:rPr/>
-      </w:pPr>
-      <w:r>
-        <w:rPr>
-          <w:rFonts w:ascii="Times New Roman" w:cs="Times New Roman" w:eastAsia="Times New Roman" w:hAnsi="Times New Roman"/>
-          <w:b w:val="1"/>
-          <w:bCs w:val="1"/>
-          <w:i w:val="0"/>
-          <w:iCs w:val="0"/>
-          <w:sz w:val="28"/>
-          <w:szCs w:val="28"/>
+        <w:pStyle w:val="Heading2"/>
+        <w:spacing w:after="120" w:before="120" w:lineRule="auto"/>
+        <w:rPr/>
+      </w:pPr>
+      <w:bookmarkStart w:colFirst="0" w:colLast="0" w:name="_ui0b8vs46g3z" w:id="10"/>
+      <w:bookmarkEnd w:id="10"/>
+      <w:r>
+        <w:rPr>
           <w:rtl w:val="0"/>
         </w:rPr>
         <w:t xml:space="preserve">2.2 Концептуальное и логическое проектирование</w:t>
-      </w:r>
-      <w:r>
-        <w:rPr>
-          <w:rtl w:val="0"/>
-        </w:rPr>
       </w:r>
     </w:p>
     <w:p>
@@ -3513,12 +3745,12 @@
           <wp:inline distB="0" distT="0" distL="114300" distR="114300">
             <wp:extent cx="4860000" cy="6101194"/>
             <wp:effectExtent b="0" l="0" r="0" t="0"/>
-            <wp:docPr id="1" name="image1.png"/>
+            <wp:docPr id="1" name="image2.png"/>
             <a:graphic>
               <a:graphicData uri="http://schemas.openxmlformats.org/drawingml/2006/picture">
                 <pic:pic>
                   <pic:nvPicPr>
-                    <pic:cNvPr id="0" name="image1.png"/>
+                    <pic:cNvPr id="0" name="image2.png"/>
                     <pic:cNvPicPr preferRelativeResize="0"/>
                   </pic:nvPicPr>
                   <pic:blipFill>
@@ -4568,27 +4800,17 @@
     </w:p>
     <w:p>
       <w:pPr>
-        <w:spacing w:after="120" w:before="120" w:line="360" w:lineRule="auto"/>
-        <w:jc w:val="left"/>
-        <w:rPr/>
-      </w:pPr>
-      <w:r>
-        <w:rPr>
-          <w:rFonts w:ascii="Times New Roman" w:cs="Times New Roman" w:eastAsia="Times New Roman" w:hAnsi="Times New Roman"/>
-          <w:b w:val="1"/>
-          <w:bCs w:val="1"/>
-          <w:i w:val="0"/>
-          <w:iCs w:val="0"/>
-          <w:sz w:val="28"/>
-          <w:szCs w:val="28"/>
+        <w:pStyle w:val="Heading2"/>
+        <w:spacing w:after="120" w:before="120" w:lineRule="auto"/>
+        <w:rPr/>
+      </w:pPr>
+      <w:bookmarkStart w:colFirst="0" w:colLast="0" w:name="_yopie0ut5hkm" w:id="11"/>
+      <w:bookmarkEnd w:id="11"/>
+      <w:r>
+        <w:rPr>
           <w:rtl w:val="0"/>
         </w:rPr>
         <w:t xml:space="preserve">2.3 Нормализация и физическая модель данных</w:t>
-      </w:r>
-      <w:r>
-        <w:rPr>
-          <w:rtl w:val="0"/>
-        </w:rPr>
       </w:r>
     </w:p>
     <w:p>
@@ -5508,27 +5730,17 @@
     </w:p>
     <w:p>
       <w:pPr>
-        <w:spacing w:after="120" w:before="120" w:line="360" w:lineRule="auto"/>
-        <w:jc w:val="left"/>
-        <w:rPr/>
-      </w:pPr>
-      <w:r>
-        <w:rPr>
-          <w:rFonts w:ascii="Times New Roman" w:cs="Times New Roman" w:eastAsia="Times New Roman" w:hAnsi="Times New Roman"/>
-          <w:b w:val="1"/>
-          <w:bCs w:val="1"/>
-          <w:i w:val="0"/>
-          <w:iCs w:val="0"/>
-          <w:sz w:val="28"/>
-          <w:szCs w:val="28"/>
+        <w:pStyle w:val="Heading2"/>
+        <w:spacing w:after="120" w:before="120" w:lineRule="auto"/>
+        <w:rPr/>
+      </w:pPr>
+      <w:bookmarkStart w:colFirst="0" w:colLast="0" w:name="_o2de53jucvf9" w:id="12"/>
+      <w:bookmarkEnd w:id="12"/>
+      <w:r>
+        <w:rPr>
           <w:rtl w:val="0"/>
         </w:rPr>
         <w:t xml:space="preserve">2.4 Создание таблиц и ограничений целостности</w:t>
-      </w:r>
-      <w:r>
-        <w:rPr>
-          <w:rtl w:val="0"/>
-        </w:rPr>
       </w:r>
     </w:p>
     <w:p>
@@ -6928,27 +7140,17 @@
     </w:p>
     <w:p>
       <w:pPr>
-        <w:spacing w:after="120" w:before="120" w:line="360" w:lineRule="auto"/>
-        <w:jc w:val="left"/>
-        <w:rPr/>
-      </w:pPr>
-      <w:r>
-        <w:rPr>
-          <w:rFonts w:ascii="Times New Roman" w:cs="Times New Roman" w:eastAsia="Times New Roman" w:hAnsi="Times New Roman"/>
-          <w:b w:val="1"/>
-          <w:bCs w:val="1"/>
-          <w:i w:val="0"/>
-          <w:iCs w:val="0"/>
-          <w:sz w:val="28"/>
-          <w:szCs w:val="28"/>
+        <w:pStyle w:val="Heading2"/>
+        <w:spacing w:after="120" w:before="120" w:lineRule="auto"/>
+        <w:rPr/>
+      </w:pPr>
+      <w:bookmarkStart w:colFirst="0" w:colLast="0" w:name="_g1h4mgp20n56" w:id="13"/>
+      <w:bookmarkEnd w:id="13"/>
+      <w:r>
+        <w:rPr>
           <w:rtl w:val="0"/>
         </w:rPr>
         <w:t xml:space="preserve">2.5 Программные объекты базы данных</w:t>
-      </w:r>
-      <w:r>
-        <w:rPr>
-          <w:rtl w:val="0"/>
-        </w:rPr>
       </w:r>
     </w:p>
     <w:p>
@@ -9403,38 +9605,17 @@
     </w:tbl>
     <w:p>
       <w:pPr>
-        <w:spacing w:after="120" w:lineRule="auto"/>
-        <w:rPr/>
-      </w:pPr>
-      <w:r>
-        <w:rPr>
-          <w:rtl w:val="0"/>
-        </w:rPr>
-      </w:r>
-    </w:p>
-    <w:p>
-      <w:pPr>
-        <w:spacing w:after="120" w:before="120" w:line="360" w:lineRule="auto"/>
-        <w:jc w:val="left"/>
-        <w:rPr/>
-      </w:pPr>
-      <w:r>
-        <w:rPr>
-          <w:rFonts w:ascii="Times New Roman" w:cs="Times New Roman" w:eastAsia="Times New Roman" w:hAnsi="Times New Roman"/>
-          <w:b w:val="1"/>
-          <w:bCs w:val="1"/>
-          <w:i w:val="0"/>
-          <w:iCs w:val="0"/>
-          <w:sz w:val="28"/>
-          <w:szCs w:val="28"/>
+        <w:pStyle w:val="Heading2"/>
+        <w:spacing w:after="120" w:before="120" w:lineRule="auto"/>
+        <w:rPr/>
+      </w:pPr>
+      <w:bookmarkStart w:colFirst="0" w:colLast="0" w:name="_gx3ah5mysuwh" w:id="14"/>
+      <w:bookmarkEnd w:id="14"/>
+      <w:r>
+        <w:rPr>
           <w:rtl w:val="0"/>
         </w:rPr>
         <w:t xml:space="preserve">2.6 Разграничение доступа к данным</w:t>
-      </w:r>
-      <w:r>
-        <w:rPr>
-          <w:rtl w:val="0"/>
-        </w:rPr>
       </w:r>
     </w:p>
     <w:p>
@@ -9867,27 +10048,17 @@
     </w:p>
     <w:p>
       <w:pPr>
-        <w:spacing w:after="120" w:before="120" w:line="360" w:lineRule="auto"/>
-        <w:jc w:val="left"/>
-        <w:rPr/>
-      </w:pPr>
-      <w:r>
-        <w:rPr>
-          <w:rFonts w:ascii="Times New Roman" w:cs="Times New Roman" w:eastAsia="Times New Roman" w:hAnsi="Times New Roman"/>
-          <w:b w:val="1"/>
-          <w:bCs w:val="1"/>
-          <w:i w:val="0"/>
-          <w:iCs w:val="0"/>
-          <w:sz w:val="28"/>
-          <w:szCs w:val="28"/>
+        <w:pStyle w:val="Heading2"/>
+        <w:spacing w:after="120" w:before="120" w:lineRule="auto"/>
+        <w:rPr/>
+      </w:pPr>
+      <w:bookmarkStart w:colFirst="0" w:colLast="0" w:name="_epipqpvz9uyb" w:id="15"/>
+      <w:bookmarkEnd w:id="15"/>
+      <w:r>
+        <w:rPr>
           <w:rtl w:val="0"/>
         </w:rPr>
         <w:t xml:space="preserve">2.7 Запросы к базе данных и тестирование</w:t>
-      </w:r>
-      <w:r>
-        <w:rPr>
-          <w:rtl w:val="0"/>
-        </w:rPr>
       </w:r>
     </w:p>
     <w:p>
@@ -11032,6 +11203,21 @@
         <w:rPr/>
       </w:pPr>
       <w:r>
+        <w:br w:type="page"/>
+      </w:r>
+      <w:r>
+        <w:rPr>
+          <w:rtl w:val="0"/>
+        </w:rPr>
+      </w:r>
+    </w:p>
+    <w:p>
+      <w:pPr>
+        <w:spacing w:after="160" w:before="80" w:line="360" w:lineRule="auto"/>
+        <w:jc w:val="center"/>
+        <w:rPr/>
+      </w:pPr>
+      <w:r>
         <w:rPr>
           <w:rFonts w:ascii="Times New Roman" w:cs="Times New Roman" w:eastAsia="Times New Roman" w:hAnsi="Times New Roman"/>
           <w:b w:val="0"/>
@@ -11748,27 +11934,17 @@
     </w:p>
     <w:p>
       <w:pPr>
-        <w:spacing w:after="120" w:before="120" w:line="360" w:lineRule="auto"/>
-        <w:jc w:val="left"/>
-        <w:rPr/>
-      </w:pPr>
-      <w:r>
-        <w:rPr>
-          <w:rFonts w:ascii="Times New Roman" w:cs="Times New Roman" w:eastAsia="Times New Roman" w:hAnsi="Times New Roman"/>
-          <w:b w:val="1"/>
-          <w:bCs w:val="1"/>
-          <w:i w:val="0"/>
-          <w:iCs w:val="0"/>
-          <w:sz w:val="28"/>
-          <w:szCs w:val="28"/>
-          <w:rtl w:val="0"/>
-        </w:rPr>
-        <w:t xml:space="preserve">2.8 Применение ИИ-инструментов в работе</w:t>
-      </w:r>
-      <w:r>
-        <w:rPr>
-          <w:rtl w:val="0"/>
-        </w:rPr>
+        <w:pStyle w:val="Heading2"/>
+        <w:spacing w:after="120" w:before="120" w:lineRule="auto"/>
+        <w:rPr/>
+      </w:pPr>
+      <w:bookmarkStart w:colFirst="0" w:colLast="0" w:name="_dq6x6c5spyas" w:id="16"/>
+      <w:bookmarkEnd w:id="16"/>
+      <w:r>
+        <w:rPr>
+          <w:rtl w:val="0"/>
+        </w:rPr>
+        <w:t xml:space="preserve">Выводы по второй главе</w:t>
       </w:r>
     </w:p>
     <w:p>
@@ -11789,12 +11965,41 @@
           <w:szCs w:val="28"/>
           <w:rtl w:val="0"/>
         </w:rPr>
-        <w:t xml:space="preserve">В соответствии с требованиями методических указаний поясняю, как при выполнении работы использовались ИИ-инструменты. Их роль была строго вспомогательной. Структура базы данных, SQL-код (таблицы, ограничения, запросы, представление, функция, триггер и процедура), а также выводы выполнены мной самостоятельно.</w:t>
-      </w:r>
-      <w:r>
-        <w:rPr>
-          <w:rtl w:val="0"/>
-        </w:rPr>
+        <w:t xml:space="preserve">Во второй главе спроектирована и реализована база данных кофейни. Построена ER-диаграмма, создано семь связанных таблиц с первичными и внешними ключами и ограничениями целостности, схема приведена к третьей нормальной форме. Реализованы программные объекты - представление, функция, триггер и хранимая процедура с транзакцией и обработчиком исключений, а также две роли доступа. Разработаны шесть типовых запросов, проведено тестирование, подтвердившее корректность работы базы и её ограничений. Тем самым все поставленные во введении задачи выполнены.</w:t>
+      </w:r>
+      <w:r>
+        <w:rPr>
+          <w:rtl w:val="0"/>
+        </w:rPr>
+      </w:r>
+    </w:p>
+    <w:p>
+      <w:pPr>
+        <w:rPr/>
+      </w:pPr>
+      <w:r>
+        <w:br w:type="page"/>
+      </w:r>
+      <w:r>
+        <w:rPr>
+          <w:rtl w:val="0"/>
+        </w:rPr>
+      </w:r>
+    </w:p>
+    <w:p>
+      <w:pPr>
+        <w:pStyle w:val="Heading1"/>
+        <w:spacing w:after="240" w:lineRule="auto"/>
+        <w:jc w:val="center"/>
+        <w:rPr/>
+      </w:pPr>
+      <w:bookmarkStart w:colFirst="0" w:colLast="0" w:name="_7tw8pgb393jt" w:id="17"/>
+      <w:bookmarkEnd w:id="17"/>
+      <w:r>
+        <w:rPr>
+          <w:rtl w:val="0"/>
+        </w:rPr>
+        <w:t xml:space="preserve">ЗАКЛЮЧЕНИЕ</w:t>
       </w:r>
     </w:p>
     <w:p>
@@ -11815,32 +12020,284 @@
           <w:szCs w:val="28"/>
           <w:rtl w:val="0"/>
         </w:rPr>
-        <w:t xml:space="preserve">ИИ-ассистент применялся для двух задач: проверки орфографии и стиля пояснительного текста (по аналогии с сервисами вроде LanguageTool) и для технического оформления документа. Такое применение допускается методическими указаниями и не затрагивает содержательную и программную части работы. Изображений, сгенерированных ИИ, в работе нет: ER-диаграмма построена в MySQL Workbench, герб в презентации взят из официального пресс-кита ВШП. Все материалы, оформленные с помощью ИИ-инструментов, проверены мной на корректность, ответственность за результат несу я.</w:t>
-      </w:r>
-      <w:r>
-        <w:rPr>
-          <w:rtl w:val="0"/>
-        </w:rPr>
-      </w:r>
-    </w:p>
-    <w:p>
-      <w:pPr>
-        <w:spacing w:after="120" w:before="120" w:line="360" w:lineRule="auto"/>
-        <w:jc w:val="left"/>
-        <w:rPr/>
-      </w:pPr>
+        <w:t xml:space="preserve">В ходе курсового проекта</w:t>
+      </w:r>
+      <w:r>
+        <w:rPr>
+          <w:rtl w:val="0"/>
+        </w:rPr>
+        <w:t xml:space="preserve"> была </w:t>
+      </w:r>
       <w:r>
         <w:rPr>
           <w:rFonts w:ascii="Times New Roman" w:cs="Times New Roman" w:eastAsia="Times New Roman" w:hAnsi="Times New Roman"/>
-          <w:b w:val="1"/>
-          <w:bCs w:val="1"/>
+          <w:b w:val="0"/>
+          <w:bCs w:val="0"/>
           <w:i w:val="0"/>
           <w:iCs w:val="0"/>
           <w:sz w:val="28"/>
           <w:szCs w:val="28"/>
           <w:rtl w:val="0"/>
         </w:rPr>
-        <w:t xml:space="preserve">Выводы по второй главе</w:t>
+        <w:t xml:space="preserve">спроектирова</w:t>
+      </w:r>
+      <w:r>
+        <w:rPr>
+          <w:rtl w:val="0"/>
+        </w:rPr>
+        <w:t xml:space="preserve">на </w:t>
+      </w:r>
+      <w:r>
+        <w:rPr>
+          <w:rFonts w:ascii="Times New Roman" w:cs="Times New Roman" w:eastAsia="Times New Roman" w:hAnsi="Times New Roman"/>
+          <w:b w:val="0"/>
+          <w:bCs w:val="0"/>
+          <w:i w:val="0"/>
+          <w:iCs w:val="0"/>
+          <w:sz w:val="28"/>
+          <w:szCs w:val="28"/>
+          <w:rtl w:val="0"/>
+        </w:rPr>
+        <w:t xml:space="preserve">баз</w:t>
+      </w:r>
+      <w:r>
+        <w:rPr>
+          <w:rtl w:val="0"/>
+        </w:rPr>
+        <w:t xml:space="preserve">а</w:t>
+      </w:r>
+      <w:r>
+        <w:rPr>
+          <w:rFonts w:ascii="Times New Roman" w:cs="Times New Roman" w:eastAsia="Times New Roman" w:hAnsi="Times New Roman"/>
+          <w:b w:val="0"/>
+          <w:bCs w:val="0"/>
+          <w:i w:val="0"/>
+          <w:iCs w:val="0"/>
+          <w:sz w:val="28"/>
+          <w:szCs w:val="28"/>
+          <w:rtl w:val="0"/>
+        </w:rPr>
+        <w:t xml:space="preserve"> данных для кофейни.</w:t>
+      </w:r>
+      <w:r>
+        <w:rPr>
+          <w:rtl w:val="0"/>
+        </w:rPr>
+        <w:t xml:space="preserve"> </w:t>
+      </w:r>
+      <w:r>
+        <w:rPr>
+          <w:rFonts w:ascii="Times New Roman" w:cs="Times New Roman" w:eastAsia="Times New Roman" w:hAnsi="Times New Roman"/>
+          <w:b w:val="0"/>
+          <w:bCs w:val="0"/>
+          <w:i w:val="0"/>
+          <w:iCs w:val="0"/>
+          <w:sz w:val="28"/>
+          <w:szCs w:val="28"/>
+          <w:rtl w:val="0"/>
+        </w:rPr>
+        <w:t xml:space="preserve">что сделано:</w:t>
+      </w:r>
+      <w:r>
+        <w:rPr>
+          <w:rtl w:val="0"/>
+        </w:rPr>
+      </w:r>
+    </w:p>
+    <w:p>
+      <w:pPr>
+        <w:spacing w:line="360" w:lineRule="auto"/>
+        <w:ind w:left="709" w:hanging="397"/>
+        <w:jc w:val="both"/>
+        <w:rPr/>
+      </w:pPr>
+      <w:r>
+        <w:rPr>
+          <w:rFonts w:ascii="Times New Roman" w:cs="Times New Roman" w:eastAsia="Times New Roman" w:hAnsi="Times New Roman"/>
+          <w:b w:val="0"/>
+          <w:bCs w:val="0"/>
+          <w:i w:val="0"/>
+          <w:iCs w:val="0"/>
+          <w:sz w:val="28"/>
+          <w:szCs w:val="28"/>
+          <w:rtl w:val="0"/>
+        </w:rPr>
+        <w:t xml:space="preserve">1. изучена предметная область кофейни, выделено семь объектов </w:t>
+      </w:r>
+      <w:r>
+        <w:rPr>
+          <w:rtl w:val="0"/>
+        </w:rPr>
+        <w:t xml:space="preserve">учета</w:t>
+      </w:r>
+      <w:r>
+        <w:rPr>
+          <w:rFonts w:ascii="Times New Roman" w:cs="Times New Roman" w:eastAsia="Times New Roman" w:hAnsi="Times New Roman"/>
+          <w:b w:val="0"/>
+          <w:bCs w:val="0"/>
+          <w:i w:val="0"/>
+          <w:iCs w:val="0"/>
+          <w:sz w:val="28"/>
+          <w:szCs w:val="28"/>
+          <w:rtl w:val="0"/>
+        </w:rPr>
+        <w:t xml:space="preserve"> и установлены связи между ними;</w:t>
+      </w:r>
+      <w:r>
+        <w:rPr>
+          <w:rtl w:val="0"/>
+        </w:rPr>
+      </w:r>
+    </w:p>
+    <w:p>
+      <w:pPr>
+        <w:spacing w:line="360" w:lineRule="auto"/>
+        <w:ind w:left="709" w:hanging="397"/>
+        <w:jc w:val="both"/>
+        <w:rPr/>
+      </w:pPr>
+      <w:r>
+        <w:rPr>
+          <w:rFonts w:ascii="Times New Roman" w:cs="Times New Roman" w:eastAsia="Times New Roman" w:hAnsi="Times New Roman"/>
+          <w:b w:val="0"/>
+          <w:bCs w:val="0"/>
+          <w:i w:val="0"/>
+          <w:iCs w:val="0"/>
+          <w:sz w:val="28"/>
+          <w:szCs w:val="28"/>
+          <w:rtl w:val="0"/>
+        </w:rPr>
+        <w:t xml:space="preserve">2. разобраны готовые системы автоматизации общепита и изложены теоретические основы реляционных баз данных;</w:t>
+      </w:r>
+      <w:r>
+        <w:rPr>
+          <w:rtl w:val="0"/>
+        </w:rPr>
+      </w:r>
+    </w:p>
+    <w:p>
+      <w:pPr>
+        <w:spacing w:line="360" w:lineRule="auto"/>
+        <w:ind w:left="709" w:hanging="397"/>
+        <w:jc w:val="both"/>
+        <w:rPr/>
+      </w:pPr>
+      <w:r>
+        <w:rPr>
+          <w:rFonts w:ascii="Times New Roman" w:cs="Times New Roman" w:eastAsia="Times New Roman" w:hAnsi="Times New Roman"/>
+          <w:b w:val="0"/>
+          <w:bCs w:val="0"/>
+          <w:i w:val="0"/>
+          <w:iCs w:val="0"/>
+          <w:sz w:val="28"/>
+          <w:szCs w:val="28"/>
+          <w:rtl w:val="0"/>
+        </w:rPr>
+        <w:t xml:space="preserve">3. сформулированы требования к базе данных;</w:t>
+      </w:r>
+      <w:r>
+        <w:rPr>
+          <w:rtl w:val="0"/>
+        </w:rPr>
+      </w:r>
+    </w:p>
+    <w:p>
+      <w:pPr>
+        <w:spacing w:line="360" w:lineRule="auto"/>
+        <w:ind w:left="709" w:hanging="397"/>
+        <w:jc w:val="both"/>
+        <w:rPr/>
+      </w:pPr>
+      <w:r>
+        <w:rPr>
+          <w:rFonts w:ascii="Times New Roman" w:cs="Times New Roman" w:eastAsia="Times New Roman" w:hAnsi="Times New Roman"/>
+          <w:b w:val="0"/>
+          <w:bCs w:val="0"/>
+          <w:i w:val="0"/>
+          <w:iCs w:val="0"/>
+          <w:sz w:val="28"/>
+          <w:szCs w:val="28"/>
+          <w:rtl w:val="0"/>
+        </w:rPr>
+        <w:t xml:space="preserve">4. выполнено проектирование на трёх уровнях, построена ER-диаграмма, схема приведена к третьей нормальной форме;</w:t>
+      </w:r>
+      <w:r>
+        <w:rPr>
+          <w:rtl w:val="0"/>
+        </w:rPr>
+      </w:r>
+    </w:p>
+    <w:p>
+      <w:pPr>
+        <w:spacing w:line="360" w:lineRule="auto"/>
+        <w:ind w:left="709" w:hanging="397"/>
+        <w:jc w:val="both"/>
+        <w:rPr/>
+      </w:pPr>
+      <w:r>
+        <w:rPr>
+          <w:rFonts w:ascii="Times New Roman" w:cs="Times New Roman" w:eastAsia="Times New Roman" w:hAnsi="Times New Roman"/>
+          <w:b w:val="0"/>
+          <w:bCs w:val="0"/>
+          <w:i w:val="0"/>
+          <w:iCs w:val="0"/>
+          <w:sz w:val="28"/>
+          <w:szCs w:val="28"/>
+          <w:rtl w:val="0"/>
+        </w:rPr>
+        <w:t xml:space="preserve">5. создано семь связанных таблиц с ключами и ограничениями целостности;</w:t>
+      </w:r>
+      <w:r>
+        <w:rPr>
+          <w:rtl w:val="0"/>
+        </w:rPr>
+      </w:r>
+    </w:p>
+    <w:p>
+      <w:pPr>
+        <w:spacing w:line="360" w:lineRule="auto"/>
+        <w:ind w:left="709" w:hanging="397"/>
+        <w:jc w:val="both"/>
+        <w:rPr/>
+      </w:pPr>
+      <w:r>
+        <w:rPr>
+          <w:rFonts w:ascii="Times New Roman" w:cs="Times New Roman" w:eastAsia="Times New Roman" w:hAnsi="Times New Roman"/>
+          <w:b w:val="0"/>
+          <w:bCs w:val="0"/>
+          <w:i w:val="0"/>
+          <w:iCs w:val="0"/>
+          <w:sz w:val="28"/>
+          <w:szCs w:val="28"/>
+          <w:rtl w:val="0"/>
+        </w:rPr>
+        <w:t xml:space="preserve">6. реализованы программные объекты (представление, функция, триггер, процедура с транзакцией и обработчиком исключений) и две роли доступа;</w:t>
+      </w:r>
+      <w:r>
+        <w:rPr>
+          <w:rtl w:val="0"/>
+        </w:rPr>
+      </w:r>
+    </w:p>
+    <w:p>
+      <w:pPr>
+        <w:spacing w:line="360" w:lineRule="auto"/>
+        <w:ind w:left="709" w:hanging="397"/>
+        <w:jc w:val="both"/>
+        <w:rPr/>
+      </w:pPr>
+      <w:r>
+        <w:rPr>
+          <w:rFonts w:ascii="Times New Roman" w:cs="Times New Roman" w:eastAsia="Times New Roman" w:hAnsi="Times New Roman"/>
+          <w:b w:val="0"/>
+          <w:bCs w:val="0"/>
+          <w:i w:val="0"/>
+          <w:iCs w:val="0"/>
+          <w:sz w:val="28"/>
+          <w:szCs w:val="28"/>
+          <w:rtl w:val="0"/>
+        </w:rPr>
+        <w:t xml:space="preserve">7. разработаны и протестированы типовые запросы.</w:t>
       </w:r>
       <w:r>
         <w:rPr>
@@ -11866,7 +12323,7 @@
           <w:szCs w:val="28"/>
           <w:rtl w:val="0"/>
         </w:rPr>
-        <w:t xml:space="preserve">Во второй главе спроектирована и реализована база данных кофейни. Построена ER-диаграмма, создано семь связанных таблиц с первичными и внешними ключами и ограничениями целостности, схема приведена к третьей нормальной форме. Реализованы программные объекты - представление, функция, триггер и хранимая процедура с транзакцией и обработчиком исключений, а также две роли доступа. Разработаны шесть типовых запросов, проведено тестирование, подтвердившее корректность работы базы и её ограничений. Тем самым все поставленные во введении задачи выполнены.</w:t>
+        <w:t xml:space="preserve">Получившаяся база делает всё, что требовалось: держит в одном месте данные о меню, клиентах, сотрудниках, столиках, заказах и платежах, сама следит за их целостностью и берёт на себя часть логики - расчёт сумм и проведение оплаты.</w:t>
       </w:r>
       <w:r>
         <w:rPr>
@@ -11889,129 +12346,18 @@
     </w:p>
     <w:p>
       <w:pPr>
-        <w:spacing w:after="240" w:line="360" w:lineRule="auto"/>
+        <w:pStyle w:val="Heading1"/>
+        <w:spacing w:after="240" w:lineRule="auto"/>
         <w:jc w:val="center"/>
         <w:rPr/>
       </w:pPr>
-      <w:r>
-        <w:rPr>
-          <w:rFonts w:ascii="Times New Roman" w:cs="Times New Roman" w:eastAsia="Times New Roman" w:hAnsi="Times New Roman"/>
-          <w:b w:val="1"/>
-          <w:bCs w:val="1"/>
-          <w:i w:val="0"/>
-          <w:iCs w:val="0"/>
-          <w:sz w:val="32"/>
-          <w:szCs w:val="32"/>
-          <w:rtl w:val="0"/>
-        </w:rPr>
-        <w:t xml:space="preserve">ЗАКЛЮЧЕНИЕ</w:t>
-      </w:r>
-      <w:r>
-        <w:rPr>
-          <w:rtl w:val="0"/>
-        </w:rPr>
-      </w:r>
-    </w:p>
-    <w:p>
-      <w:pPr>
-        <w:spacing w:after="0" w:before="0" w:line="360" w:lineRule="auto"/>
-        <w:ind w:firstLine="709"/>
-        <w:jc w:val="both"/>
-        <w:rPr/>
-      </w:pPr>
-      <w:r>
-        <w:rPr>
-          <w:rFonts w:ascii="Times New Roman" w:cs="Times New Roman" w:eastAsia="Times New Roman" w:hAnsi="Times New Roman"/>
-          <w:b w:val="0"/>
-          <w:bCs w:val="0"/>
-          <w:i w:val="0"/>
-          <w:iCs w:val="0"/>
-          <w:sz w:val="28"/>
-          <w:szCs w:val="28"/>
-          <w:rtl w:val="0"/>
-        </w:rPr>
-        <w:t xml:space="preserve">В ходе курсового проекта</w:t>
-      </w:r>
-      <w:r>
-        <w:rPr>
-          <w:rtl w:val="0"/>
-        </w:rPr>
-        <w:t xml:space="preserve"> была </w:t>
-      </w:r>
-      <w:r>
-        <w:rPr>
-          <w:rFonts w:ascii="Times New Roman" w:cs="Times New Roman" w:eastAsia="Times New Roman" w:hAnsi="Times New Roman"/>
-          <w:b w:val="0"/>
-          <w:bCs w:val="0"/>
-          <w:i w:val="0"/>
-          <w:iCs w:val="0"/>
-          <w:sz w:val="28"/>
-          <w:szCs w:val="28"/>
-          <w:rtl w:val="0"/>
-        </w:rPr>
-        <w:t xml:space="preserve">спроектирова</w:t>
-      </w:r>
-      <w:r>
-        <w:rPr>
-          <w:rtl w:val="0"/>
-        </w:rPr>
-        <w:t xml:space="preserve">на </w:t>
-      </w:r>
-      <w:r>
-        <w:rPr>
-          <w:rFonts w:ascii="Times New Roman" w:cs="Times New Roman" w:eastAsia="Times New Roman" w:hAnsi="Times New Roman"/>
-          <w:b w:val="0"/>
-          <w:bCs w:val="0"/>
-          <w:i w:val="0"/>
-          <w:iCs w:val="0"/>
-          <w:sz w:val="28"/>
-          <w:szCs w:val="28"/>
-          <w:rtl w:val="0"/>
-        </w:rPr>
-        <w:t xml:space="preserve">баз</w:t>
-      </w:r>
-      <w:r>
-        <w:rPr>
-          <w:rtl w:val="0"/>
-        </w:rPr>
-        <w:t xml:space="preserve">а</w:t>
-      </w:r>
-      <w:r>
-        <w:rPr>
-          <w:rFonts w:ascii="Times New Roman" w:cs="Times New Roman" w:eastAsia="Times New Roman" w:hAnsi="Times New Roman"/>
-          <w:b w:val="0"/>
-          <w:bCs w:val="0"/>
-          <w:i w:val="0"/>
-          <w:iCs w:val="0"/>
-          <w:sz w:val="28"/>
-          <w:szCs w:val="28"/>
-          <w:rtl w:val="0"/>
-        </w:rPr>
-        <w:t xml:space="preserve"> данных для кофейни.</w:t>
-      </w:r>
-      <w:r>
-        <w:rPr>
-          <w:rtl w:val="0"/>
-        </w:rPr>
-        <w:t xml:space="preserve"> </w:t>
-      </w:r>
-      <w:r>
-        <w:rPr>
-          <w:rFonts w:ascii="Times New Roman" w:cs="Times New Roman" w:eastAsia="Times New Roman" w:hAnsi="Times New Roman"/>
-          <w:b w:val="0"/>
-          <w:bCs w:val="0"/>
-          <w:i w:val="0"/>
-          <w:iCs w:val="0"/>
-          <w:sz w:val="28"/>
-          <w:szCs w:val="28"/>
-          <w:rtl w:val="0"/>
-        </w:rPr>
-        <w:t xml:space="preserve">что сделано:</w:t>
-      </w:r>
-      <w:r>
-        <w:rPr>
-          <w:rtl w:val="0"/>
-        </w:rPr>
+      <w:bookmarkStart w:colFirst="0" w:colLast="0" w:name="_rpd1siqy7xlt" w:id="18"/>
+      <w:bookmarkEnd w:id="18"/>
+      <w:r>
+        <w:rPr>
+          <w:rtl w:val="0"/>
+        </w:rPr>
+        <w:t xml:space="preserve">СПИСОК ИСТОЧНИКОВ</w:t>
       </w:r>
     </w:p>
     <w:p>
@@ -12032,26 +12378,7 @@
           <w:szCs w:val="28"/>
           <w:rtl w:val="0"/>
         </w:rPr>
-        <w:t xml:space="preserve">1. изучена предметная область кофейни, выделено семь объектов </w:t>
-      </w:r>
-      <w:r>
-        <w:rPr>
-          <w:rtl w:val="0"/>
-        </w:rPr>
-        <w:t xml:space="preserve">учета</w:t>
-      </w:r>
-      <w:r>
-        <w:rPr>
-          <w:rFonts w:ascii="Times New Roman" w:cs="Times New Roman" w:eastAsia="Times New Roman" w:hAnsi="Times New Roman"/>
-          <w:b w:val="0"/>
-          <w:bCs w:val="0"/>
-          <w:i w:val="0"/>
-          <w:iCs w:val="0"/>
-          <w:sz w:val="28"/>
-          <w:szCs w:val="28"/>
-          <w:rtl w:val="0"/>
-        </w:rPr>
-        <w:t xml:space="preserve"> и установлены связи между ними;</w:t>
+        <w:t xml:space="preserve">1. ГОСТ Р 7.0.100-2018. Библиографическая запись. Библиографическое описание. Общие требования и правила составления. - М.: Стандартинформ, 2018. - 124 с.</w:t>
       </w:r>
       <w:r>
         <w:rPr>
@@ -12077,7 +12404,7 @@
           <w:szCs w:val="28"/>
           <w:rtl w:val="0"/>
         </w:rPr>
-        <w:t xml:space="preserve">2. разобраны готовые системы автоматизации общепита и изложены теоретические основы реляционных баз данных;</w:t>
+        <w:t xml:space="preserve">2. Грофф, Дж. SQL. Полное руководство / Дж. Грофф, П. Вайнберг, Э. Оппель. - 3-е изд. - М.: Вильямс, 2015. - 960 с.</w:t>
       </w:r>
       <w:r>
         <w:rPr>
@@ -12103,7 +12430,7 @@
           <w:szCs w:val="28"/>
           <w:rtl w:val="0"/>
         </w:rPr>
-        <w:t xml:space="preserve">3. сформулированы требования к базе данных;</w:t>
+        <w:t xml:space="preserve">3. Дейт, К. Дж. Введение в системы баз данных / К. Дж. Дейт. - 8-е изд. - М.: Вильямс, 2019. - 1328 с.</w:t>
       </w:r>
       <w:r>
         <w:rPr>
@@ -12129,7 +12456,7 @@
           <w:szCs w:val="28"/>
           <w:rtl w:val="0"/>
         </w:rPr>
-        <w:t xml:space="preserve">4. выполнено проектирование на трёх уровнях, построена ER-диаграмма, схема приведена к третьей нормальной форме;</w:t>
+        <w:t xml:space="preserve">4. Карвин, Б. Программирование баз данных SQL. Типичные ошибки и их устранение / Б. Карвин. - М.: Рид Групп, 2012. - 336 с.</w:t>
       </w:r>
       <w:r>
         <w:rPr>
@@ -12155,7 +12482,7 @@
           <w:szCs w:val="28"/>
           <w:rtl w:val="0"/>
         </w:rPr>
-        <w:t xml:space="preserve">5. создано семь связанных таблиц с ключами и ограничениями целостности;</w:t>
+        <w:t xml:space="preserve">5. Коннолли, Т. Базы данных. Проектирование, реализация и сопровождение. Теория и практика / Т. Коннолли, К. Бегг. - 3-е изд. - М.: Вильямс, 2017. - 1440 с.</w:t>
       </w:r>
       <w:r>
         <w:rPr>
@@ -12181,7 +12508,7 @@
           <w:szCs w:val="28"/>
           <w:rtl w:val="0"/>
         </w:rPr>
-        <w:t xml:space="preserve">6. реализованы программные объекты (представление, функция, триггер, процедура с транзакцией и обработчиком исключений) и две роли доступа;</w:t>
+        <w:t xml:space="preserve">6. Кузнецов, С. Д. Основы баз данных / С. Д. Кузнецов. - 2-е изд. - М.: Интернет-Университет Информационных Технологий; БИНОМ. Лаборатория знаний, 2007. - 484 с.</w:t>
       </w:r>
       <w:r>
         <w:rPr>
@@ -12207,71 +12534,7 @@
           <w:szCs w:val="28"/>
           <w:rtl w:val="0"/>
         </w:rPr>
-        <w:t xml:space="preserve">7. разработаны и протестированы типовые запросы.</w:t>
-      </w:r>
-      <w:r>
-        <w:rPr>
-          <w:rtl w:val="0"/>
-        </w:rPr>
-      </w:r>
-    </w:p>
-    <w:p>
-      <w:pPr>
-        <w:spacing w:after="0" w:before="0" w:line="360" w:lineRule="auto"/>
-        <w:ind w:firstLine="709"/>
-        <w:jc w:val="both"/>
-        <w:rPr/>
-      </w:pPr>
-      <w:r>
-        <w:rPr>
-          <w:rFonts w:ascii="Times New Roman" w:cs="Times New Roman" w:eastAsia="Times New Roman" w:hAnsi="Times New Roman"/>
-          <w:b w:val="0"/>
-          <w:bCs w:val="0"/>
-          <w:i w:val="0"/>
-          <w:iCs w:val="0"/>
-          <w:sz w:val="28"/>
-          <w:szCs w:val="28"/>
-          <w:rtl w:val="0"/>
-        </w:rPr>
-        <w:t xml:space="preserve">Получившаяся база делает всё, что требовалось: держит в одном месте данные о меню, клиентах, сотрудниках, столиках, заказах и платежах, сама следит за их целостностью и берёт на себя часть логики - расчёт сумм и проведение оплаты.</w:t>
-      </w:r>
-      <w:r>
-        <w:rPr>
-          <w:rtl w:val="0"/>
-        </w:rPr>
-      </w:r>
-    </w:p>
-    <w:p>
-      <w:pPr>
-        <w:rPr/>
-      </w:pPr>
-      <w:r>
-        <w:br w:type="page"/>
-      </w:r>
-      <w:r>
-        <w:rPr>
-          <w:rtl w:val="0"/>
-        </w:rPr>
-      </w:r>
-    </w:p>
-    <w:p>
-      <w:pPr>
-        <w:spacing w:after="240" w:line="360" w:lineRule="auto"/>
-        <w:jc w:val="center"/>
-        <w:rPr/>
-      </w:pPr>
-      <w:r>
-        <w:rPr>
-          <w:rFonts w:ascii="Times New Roman" w:cs="Times New Roman" w:eastAsia="Times New Roman" w:hAnsi="Times New Roman"/>
-          <w:b w:val="1"/>
-          <w:bCs w:val="1"/>
-          <w:i w:val="0"/>
-          <w:iCs w:val="0"/>
-          <w:sz w:val="32"/>
-          <w:szCs w:val="32"/>
-          <w:rtl w:val="0"/>
-        </w:rPr>
-        <w:t xml:space="preserve">СПИСОК ИСТОЧНИКОВ</w:t>
+        <w:t xml:space="preserve">7. Нормальная форма [Электронный ресурс] // Википедия. - Режим доступа: https://ru.wikipedia.org/wiki/Нормальная_форма (дата обращения: 15.06.2026).</w:t>
       </w:r>
       <w:r>
         <w:rPr>
@@ -12297,7 +12560,7 @@
           <w:szCs w:val="28"/>
           <w:rtl w:val="0"/>
         </w:rPr>
-        <w:t xml:space="preserve">1. ГОСТ Р 7.0.100-2018. Библиографическая запись. Библиографическое описание. Общие требования и правила составления. - М.: Стандартинформ, 2018. - 124 с.</w:t>
+        <w:t xml:space="preserve">8. Тарасов, С. В. СУБД для программиста. Базы данных изнутри / С. В. Тарасов. - М.: СОЛОН-Пресс, 2015. - 320 с.</w:t>
       </w:r>
       <w:r>
         <w:rPr>
@@ -12323,7 +12586,7 @@
           <w:szCs w:val="28"/>
           <w:rtl w:val="0"/>
         </w:rPr>
-        <w:t xml:space="preserve">2. Грофф, Дж. SQL. Полное руководство / Дж. Грофф, П. Вайнберг, Э. Оппель. - 3-е изд. - М.: Вильямс, 2015. - 960 с.</w:t>
+        <w:t xml:space="preserve">9. Хернандес, М. Дж. Проектирование баз данных. Просто и понятно / М. Дж. Хернандес. - 3-е изд. - М.: Вильямс, 2010. - 624 с.</w:t>
       </w:r>
       <w:r>
         <w:rPr>
@@ -12349,7 +12612,7 @@
           <w:szCs w:val="28"/>
           <w:rtl w:val="0"/>
         </w:rPr>
-        <w:t xml:space="preserve">3. Дейт, К. Дж. Введение в системы баз данных / К. Дж. Дейт. - 8-е изд. - М.: Вильямс, 2019. - 1328 с.</w:t>
+        <w:t xml:space="preserve">10. MySQL 8.0 Reference Manual [Электронный ресурс] / Oracle Corporation. - Режим доступа: https://dev.mysql.com/doc/refman/8.0/en/ (дата обращения: 15.06.2026).</w:t>
       </w:r>
       <w:r>
         <w:rPr>
@@ -12375,188 +12638,6 @@
           <w:szCs w:val="28"/>
           <w:rtl w:val="0"/>
         </w:rPr>
-        <w:t xml:space="preserve">4. Карвин, Б. Программирование баз данных SQL. Типичные ошибки и их устранение / Б. Карвин. - М.: Рид Групп, 2012. - 336 с.</w:t>
-      </w:r>
-      <w:r>
-        <w:rPr>
-          <w:rtl w:val="0"/>
-        </w:rPr>
-      </w:r>
-    </w:p>
-    <w:p>
-      <w:pPr>
-        <w:spacing w:line="360" w:lineRule="auto"/>
-        <w:ind w:left="709" w:hanging="397"/>
-        <w:jc w:val="both"/>
-        <w:rPr/>
-      </w:pPr>
-      <w:r>
-        <w:rPr>
-          <w:rFonts w:ascii="Times New Roman" w:cs="Times New Roman" w:eastAsia="Times New Roman" w:hAnsi="Times New Roman"/>
-          <w:b w:val="0"/>
-          <w:bCs w:val="0"/>
-          <w:i w:val="0"/>
-          <w:iCs w:val="0"/>
-          <w:sz w:val="28"/>
-          <w:szCs w:val="28"/>
-          <w:rtl w:val="0"/>
-        </w:rPr>
-        <w:t xml:space="preserve">5. Коннолли, Т. Базы данных. Проектирование, реализация и сопровождение. Теория и практика / Т. Коннолли, К. Бегг. - 3-е изд. - М.: Вильямс, 2017. - 1440 с.</w:t>
-      </w:r>
-      <w:r>
-        <w:rPr>
-          <w:rtl w:val="0"/>
-        </w:rPr>
-      </w:r>
-    </w:p>
-    <w:p>
-      <w:pPr>
-        <w:spacing w:line="360" w:lineRule="auto"/>
-        <w:ind w:left="709" w:hanging="397"/>
-        <w:jc w:val="both"/>
-        <w:rPr/>
-      </w:pPr>
-      <w:r>
-        <w:rPr>
-          <w:rFonts w:ascii="Times New Roman" w:cs="Times New Roman" w:eastAsia="Times New Roman" w:hAnsi="Times New Roman"/>
-          <w:b w:val="0"/>
-          <w:bCs w:val="0"/>
-          <w:i w:val="0"/>
-          <w:iCs w:val="0"/>
-          <w:sz w:val="28"/>
-          <w:szCs w:val="28"/>
-          <w:rtl w:val="0"/>
-        </w:rPr>
-        <w:t xml:space="preserve">6. Кузнецов, С. Д. Основы баз данных / С. Д. Кузнецов. - 2-е изд. - М.: Интернет-Университет Информационных Технологий; БИНОМ. Лаборатория знаний, 2007. - 484 с.</w:t>
-      </w:r>
-      <w:r>
-        <w:rPr>
-          <w:rtl w:val="0"/>
-        </w:rPr>
-      </w:r>
-    </w:p>
-    <w:p>
-      <w:pPr>
-        <w:spacing w:line="360" w:lineRule="auto"/>
-        <w:ind w:left="709" w:hanging="397"/>
-        <w:jc w:val="both"/>
-        <w:rPr/>
-      </w:pPr>
-      <w:r>
-        <w:rPr>
-          <w:rFonts w:ascii="Times New Roman" w:cs="Times New Roman" w:eastAsia="Times New Roman" w:hAnsi="Times New Roman"/>
-          <w:b w:val="0"/>
-          <w:bCs w:val="0"/>
-          <w:i w:val="0"/>
-          <w:iCs w:val="0"/>
-          <w:sz w:val="28"/>
-          <w:szCs w:val="28"/>
-          <w:rtl w:val="0"/>
-        </w:rPr>
-        <w:t xml:space="preserve">7. Нормальная форма [Электронный ресурс] // Википедия. - Режим доступа: https://ru.wikipedia.org/wiki/Нормальная_форма (дата обращения: 15.06.2026).</w:t>
-      </w:r>
-      <w:r>
-        <w:rPr>
-          <w:rtl w:val="0"/>
-        </w:rPr>
-      </w:r>
-    </w:p>
-    <w:p>
-      <w:pPr>
-        <w:spacing w:line="360" w:lineRule="auto"/>
-        <w:ind w:left="709" w:hanging="397"/>
-        <w:jc w:val="both"/>
-        <w:rPr/>
-      </w:pPr>
-      <w:r>
-        <w:rPr>
-          <w:rFonts w:ascii="Times New Roman" w:cs="Times New Roman" w:eastAsia="Times New Roman" w:hAnsi="Times New Roman"/>
-          <w:b w:val="0"/>
-          <w:bCs w:val="0"/>
-          <w:i w:val="0"/>
-          <w:iCs w:val="0"/>
-          <w:sz w:val="28"/>
-          <w:szCs w:val="28"/>
-          <w:rtl w:val="0"/>
-        </w:rPr>
-        <w:t xml:space="preserve">8. Тарасов, С. В. СУБД для программиста. Базы данных изнутри / С. В. Тарасов. - М.: СОЛОН-Пресс, 2015. - 320 с.</w:t>
-      </w:r>
-      <w:r>
-        <w:rPr>
-          <w:rtl w:val="0"/>
-        </w:rPr>
-      </w:r>
-    </w:p>
-    <w:p>
-      <w:pPr>
-        <w:spacing w:line="360" w:lineRule="auto"/>
-        <w:ind w:left="709" w:hanging="397"/>
-        <w:jc w:val="both"/>
-        <w:rPr/>
-      </w:pPr>
-      <w:r>
-        <w:rPr>
-          <w:rFonts w:ascii="Times New Roman" w:cs="Times New Roman" w:eastAsia="Times New Roman" w:hAnsi="Times New Roman"/>
-          <w:b w:val="0"/>
-          <w:bCs w:val="0"/>
-          <w:i w:val="0"/>
-          <w:iCs w:val="0"/>
-          <w:sz w:val="28"/>
-          <w:szCs w:val="28"/>
-          <w:rtl w:val="0"/>
-        </w:rPr>
-        <w:t xml:space="preserve">9. Хернандес, М. Дж. Проектирование баз данных. Просто и понятно / М. Дж. Хернандес. - 3-е изд. - М.: Вильямс, 2010. - 624 с.</w:t>
-      </w:r>
-      <w:r>
-        <w:rPr>
-          <w:rtl w:val="0"/>
-        </w:rPr>
-      </w:r>
-    </w:p>
-    <w:p>
-      <w:pPr>
-        <w:spacing w:line="360" w:lineRule="auto"/>
-        <w:ind w:left="709" w:hanging="397"/>
-        <w:jc w:val="both"/>
-        <w:rPr/>
-      </w:pPr>
-      <w:r>
-        <w:rPr>
-          <w:rFonts w:ascii="Times New Roman" w:cs="Times New Roman" w:eastAsia="Times New Roman" w:hAnsi="Times New Roman"/>
-          <w:b w:val="0"/>
-          <w:bCs w:val="0"/>
-          <w:i w:val="0"/>
-          <w:iCs w:val="0"/>
-          <w:sz w:val="28"/>
-          <w:szCs w:val="28"/>
-          <w:rtl w:val="0"/>
-        </w:rPr>
-        <w:t xml:space="preserve">10. MySQL 8.0 Reference Manual [Электронный ресурс] / Oracle Corporation. - Режим доступа: https://dev.mysql.com/doc/refman/8.0/en/ (дата обращения: 15.06.2026).</w:t>
-      </w:r>
-      <w:r>
-        <w:rPr>
-          <w:rtl w:val="0"/>
-        </w:rPr>
-      </w:r>
-    </w:p>
-    <w:p>
-      <w:pPr>
-        <w:spacing w:line="360" w:lineRule="auto"/>
-        <w:ind w:left="709" w:hanging="397"/>
-        <w:jc w:val="both"/>
-        <w:rPr/>
-      </w:pPr>
-      <w:r>
-        <w:rPr>
-          <w:rFonts w:ascii="Times New Roman" w:cs="Times New Roman" w:eastAsia="Times New Roman" w:hAnsi="Times New Roman"/>
-          <w:b w:val="0"/>
-          <w:bCs w:val="0"/>
-          <w:i w:val="0"/>
-          <w:iCs w:val="0"/>
-          <w:sz w:val="28"/>
-          <w:szCs w:val="28"/>
-          <w:rtl w:val="0"/>
-        </w:rPr>
         <w:t xml:space="preserve">11. SQL [Электронный ресурс] // Википедия. - Режим доступа: https://ru.wikipedia.org/wiki/SQL (дата обращения: 15.06.2026).</w:t>
       </w:r>
       <w:r>
@@ -12580,27 +12661,18 @@
     </w:p>
     <w:p>
       <w:pPr>
-        <w:spacing w:after="240" w:line="360" w:lineRule="auto"/>
+        <w:pStyle w:val="Heading1"/>
+        <w:spacing w:after="240" w:lineRule="auto"/>
         <w:jc w:val="center"/>
         <w:rPr/>
       </w:pPr>
-      <w:r>
-        <w:rPr>
-          <w:rFonts w:ascii="Times New Roman" w:cs="Times New Roman" w:eastAsia="Times New Roman" w:hAnsi="Times New Roman"/>
-          <w:b w:val="1"/>
-          <w:bCs w:val="1"/>
-          <w:i w:val="0"/>
-          <w:iCs w:val="0"/>
-          <w:sz w:val="32"/>
-          <w:szCs w:val="32"/>
+      <w:bookmarkStart w:colFirst="0" w:colLast="0" w:name="_ftq32u6preis" w:id="19"/>
+      <w:bookmarkEnd w:id="19"/>
+      <w:r>
+        <w:rPr>
           <w:rtl w:val="0"/>
         </w:rPr>
         <w:t xml:space="preserve">ПРИЛОЖЕНИЕ А</w:t>
-      </w:r>
-      <w:r>
-        <w:rPr>
-          <w:rtl w:val="0"/>
-        </w:rPr>
       </w:r>
     </w:p>
     <w:p>
@@ -12716,12 +12788,12 @@
           <wp:inline distB="0" distT="0" distL="114300" distR="114300">
             <wp:extent cx="2816755" cy="2816755"/>
             <wp:effectExtent b="0" l="0" r="0" t="0"/>
-            <wp:docPr id="2" name="image2.png"/>
+            <wp:docPr id="2" name="image1.png"/>
             <a:graphic>
               <a:graphicData uri="http://schemas.openxmlformats.org/drawingml/2006/picture">
                 <pic:pic>
                   <pic:nvPicPr>
-                    <pic:cNvPr id="0" name="image2.png"/>
+                    <pic:cNvPr id="0" name="image1.png"/>
                     <pic:cNvPicPr preferRelativeResize="0"/>
                   </pic:nvPicPr>
                   <pic:blipFill>
@@ -12791,7 +12863,23 @@
     </w:p>
     <w:p>
       <w:pPr>
-        <w:spacing w:after="240" w:line="360" w:lineRule="auto"/>
+        <w:pStyle w:val="Heading1"/>
+        <w:spacing w:after="240" w:lineRule="auto"/>
+        <w:jc w:val="center"/>
+        <w:rPr/>
+      </w:pPr>
+      <w:bookmarkStart w:colFirst="0" w:colLast="0" w:name="_ghlp7uzonr9" w:id="20"/>
+      <w:bookmarkEnd w:id="20"/>
+      <w:r>
+        <w:rPr>
+          <w:rtl w:val="0"/>
+        </w:rPr>
+        <w:t xml:space="preserve">ПРИЛОЖЕНИЕ Б</w:t>
+      </w:r>
+    </w:p>
+    <w:p>
+      <w:pPr>
+        <w:spacing w:after="240" w:before="0" w:line="360" w:lineRule="auto"/>
         <w:jc w:val="center"/>
         <w:rPr/>
       </w:pPr>
@@ -12802,31 +12890,6 @@
           <w:bCs w:val="1"/>
           <w:i w:val="0"/>
           <w:iCs w:val="0"/>
-          <w:sz w:val="32"/>
-          <w:szCs w:val="32"/>
-          <w:rtl w:val="0"/>
-        </w:rPr>
-        <w:t xml:space="preserve">ПРИЛОЖЕНИЕ Б</w:t>
-      </w:r>
-      <w:r>
-        <w:rPr>
-          <w:rtl w:val="0"/>
-        </w:rPr>
-      </w:r>
-    </w:p>
-    <w:p>
-      <w:pPr>
-        <w:spacing w:after="240" w:before="0" w:line="360" w:lineRule="auto"/>
-        <w:jc w:val="center"/>
-        <w:rPr/>
-      </w:pPr>
-      <w:r>
-        <w:rPr>
-          <w:rFonts w:ascii="Times New Roman" w:cs="Times New Roman" w:eastAsia="Times New Roman" w:hAnsi="Times New Roman"/>
-          <w:b w:val="1"/>
-          <w:bCs w:val="1"/>
-          <w:i w:val="0"/>
-          <w:iCs w:val="0"/>
           <w:sz w:val="28"/>
           <w:szCs w:val="28"/>
           <w:rtl w:val="0"/>
@@ -14907,12 +14970,84 @@
       </w:r>
     </w:p>
     <w:sectPr>
+      <w:headerReference r:id="rId8" w:type="default"/>
+      <w:headerReference r:id="rId9" w:type="first"/>
+      <w:footerReference r:id="rId10" w:type="default"/>
+      <w:footerReference r:id="rId11" w:type="first"/>
       <w:pgSz w:h="16838" w:w="11906" w:orient="portrait"/>
       <w:pgMar w:bottom="1134" w:top="1134" w:left="1417" w:right="567" w:header="720" w:footer="720"/>
-      <w:pgNumType w:start="1"/>
+      <w:pgNumType w:start="3"/>
     </w:sectPr>
   </w:body>
 </w:document>
+</file>
+
+<file path=word/footer1.xml><?xml version="1.0" encoding="utf-8"?>
+<w:ftr xmlns:mc="http://schemas.openxmlformats.org/markup-compatibility/2006" xmlns:o="urn:schemas-microsoft-com:office:office" xmlns:r="http://schemas.openxmlformats.org/officeDocument/2006/relationships" xmlns:m="http://schemas.openxmlformats.org/officeDocument/2006/math" xmlns:v="urn:schemas-microsoft-com:vml" xmlns:wp="http://schemas.openxmlformats.org/drawingml/2006/wordprocessingDrawing" xmlns:w10="urn:schemas-microsoft-com:office:word" xmlns:w="http://schemas.openxmlformats.org/wordprocessingml/2006/main" xmlns:wne="http://schemas.microsoft.com/office/word/2006/wordml" xmlns:sl="http://schemas.openxmlformats.org/schemaLibrary/2006/main" xmlns:a="http://schemas.openxmlformats.org/drawingml/2006/main" xmlns:pic="http://schemas.openxmlformats.org/drawingml/2006/picture" xmlns:c="http://schemas.openxmlformats.org/drawingml/2006/chart" xmlns:lc="http://schemas.openxmlformats.org/drawingml/2006/lockedCanvas" xmlns:dgm="http://schemas.openxmlformats.org/drawingml/2006/diagram" xmlns:wps="http://schemas.microsoft.com/office/word/2010/wordprocessingShape" xmlns:wpg="http://schemas.microsoft.com/office/word/2010/wordprocessingGroup" xmlns:w14="http://schemas.microsoft.com/office/word/2010/wordml" xmlns:w15="http://schemas.microsoft.com/office/word/2012/wordml" xmlns:w16="http://schemas.microsoft.com/office/word/2018/wordml" xmlns:w16cex="http://schemas.microsoft.com/office/word/2018/wordml/cex" xmlns:w16cid="http://schemas.microsoft.com/office/word/2016/wordml/cid" xmlns="http://schemas.microsoft.com/office/tasks/2019/documenttasks" xmlns:cr="http://schemas.microsoft.com/office/comments/2020/reactions">
+  <w:p>
+    <w:pPr>
+      <w:jc w:val="right"/>
+      <w:rPr/>
+    </w:pPr>
+    <w:r>
+      <w:rPr/>
+      <w:fldChar w:fldCharType="begin"/>
+      <w:instrText xml:space="preserve">PAGE</w:instrText>
+      <w:fldChar w:fldCharType="separate"/>
+      <w:fldChar w:fldCharType="end"/>
+    </w:r>
+    <w:r>
+      <w:rPr>
+        <w:rtl w:val="0"/>
+      </w:rPr>
+    </w:r>
+  </w:p>
+</w:ftr>
+</file>
+
+<file path=word/footer2.xml><?xml version="1.0" encoding="utf-8"?>
+<w:ftr xmlns:mc="http://schemas.openxmlformats.org/markup-compatibility/2006" xmlns:o="urn:schemas-microsoft-com:office:office" xmlns:r="http://schemas.openxmlformats.org/officeDocument/2006/relationships" xmlns:m="http://schemas.openxmlformats.org/officeDocument/2006/math" xmlns:v="urn:schemas-microsoft-com:vml" xmlns:wp="http://schemas.openxmlformats.org/drawingml/2006/wordprocessingDrawing" xmlns:w10="urn:schemas-microsoft-com:office:word" xmlns:w="http://schemas.openxmlformats.org/wordprocessingml/2006/main" xmlns:wne="http://schemas.microsoft.com/office/word/2006/wordml" xmlns:sl="http://schemas.openxmlformats.org/schemaLibrary/2006/main" xmlns:a="http://schemas.openxmlformats.org/drawingml/2006/main" xmlns:pic="http://schemas.openxmlformats.org/drawingml/2006/picture" xmlns:c="http://schemas.openxmlformats.org/drawingml/2006/chart" xmlns:lc="http://schemas.openxmlformats.org/drawingml/2006/lockedCanvas" xmlns:dgm="http://schemas.openxmlformats.org/drawingml/2006/diagram" xmlns:wps="http://schemas.microsoft.com/office/word/2010/wordprocessingShape" xmlns:wpg="http://schemas.microsoft.com/office/word/2010/wordprocessingGroup" xmlns:w14="http://schemas.microsoft.com/office/word/2010/wordml" xmlns:w15="http://schemas.microsoft.com/office/word/2012/wordml" xmlns:w16="http://schemas.microsoft.com/office/word/2018/wordml" xmlns:w16cex="http://schemas.microsoft.com/office/word/2018/wordml/cex" xmlns:w16cid="http://schemas.microsoft.com/office/word/2016/wordml/cid" xmlns="http://schemas.microsoft.com/office/tasks/2019/documenttasks" xmlns:cr="http://schemas.microsoft.com/office/comments/2020/reactions">
+  <w:p>
+    <w:pPr>
+      <w:rPr/>
+    </w:pPr>
+    <w:r>
+      <w:rPr>
+        <w:rtl w:val="0"/>
+      </w:rPr>
+    </w:r>
+  </w:p>
+</w:ftr>
+</file>
+
+<file path=word/header1.xml><?xml version="1.0" encoding="utf-8"?>
+<w:hdr xmlns:mc="http://schemas.openxmlformats.org/markup-compatibility/2006" xmlns:o="urn:schemas-microsoft-com:office:office" xmlns:r="http://schemas.openxmlformats.org/officeDocument/2006/relationships" xmlns:m="http://schemas.openxmlformats.org/officeDocument/2006/math" xmlns:v="urn:schemas-microsoft-com:vml" xmlns:wp="http://schemas.openxmlformats.org/drawingml/2006/wordprocessingDrawing" xmlns:w10="urn:schemas-microsoft-com:office:word" xmlns:w="http://schemas.openxmlformats.org/wordprocessingml/2006/main" xmlns:wne="http://schemas.microsoft.com/office/word/2006/wordml" xmlns:sl="http://schemas.openxmlformats.org/schemaLibrary/2006/main" xmlns:a="http://schemas.openxmlformats.org/drawingml/2006/main" xmlns:pic="http://schemas.openxmlformats.org/drawingml/2006/picture" xmlns:c="http://schemas.openxmlformats.org/drawingml/2006/chart" xmlns:lc="http://schemas.openxmlformats.org/drawingml/2006/lockedCanvas" xmlns:dgm="http://schemas.openxmlformats.org/drawingml/2006/diagram" xmlns:wps="http://schemas.microsoft.com/office/word/2010/wordprocessingShape" xmlns:wpg="http://schemas.microsoft.com/office/word/2010/wordprocessingGroup" xmlns:w14="http://schemas.microsoft.com/office/word/2010/wordml" xmlns:w15="http://schemas.microsoft.com/office/word/2012/wordml" xmlns:w16="http://schemas.microsoft.com/office/word/2018/wordml" xmlns:w16cex="http://schemas.microsoft.com/office/word/2018/wordml/cex" xmlns:w16cid="http://schemas.microsoft.com/office/word/2016/wordml/cid" xmlns="http://schemas.microsoft.com/office/tasks/2019/documenttasks" xmlns:cr="http://schemas.microsoft.com/office/comments/2020/reactions">
+  <w:p>
+    <w:pPr>
+      <w:rPr/>
+    </w:pPr>
+    <w:r>
+      <w:rPr>
+        <w:rtl w:val="0"/>
+      </w:rPr>
+    </w:r>
+  </w:p>
+</w:hdr>
+</file>
+
+<file path=word/header2.xml><?xml version="1.0" encoding="utf-8"?>
+<w:hdr xmlns:mc="http://schemas.openxmlformats.org/markup-compatibility/2006" xmlns:o="urn:schemas-microsoft-com:office:office" xmlns:r="http://schemas.openxmlformats.org/officeDocument/2006/relationships" xmlns:m="http://schemas.openxmlformats.org/officeDocument/2006/math" xmlns:v="urn:schemas-microsoft-com:vml" xmlns:wp="http://schemas.openxmlformats.org/drawingml/2006/wordprocessingDrawing" xmlns:w10="urn:schemas-microsoft-com:office:word" xmlns:w="http://schemas.openxmlformats.org/wordprocessingml/2006/main" xmlns:wne="http://schemas.microsoft.com/office/word/2006/wordml" xmlns:sl="http://schemas.openxmlformats.org/schemaLibrary/2006/main" xmlns:a="http://schemas.openxmlformats.org/drawingml/2006/main" xmlns:pic="http://schemas.openxmlformats.org/drawingml/2006/picture" xmlns:c="http://schemas.openxmlformats.org/drawingml/2006/chart" xmlns:lc="http://schemas.openxmlformats.org/drawingml/2006/lockedCanvas" xmlns:dgm="http://schemas.openxmlformats.org/drawingml/2006/diagram" xmlns:wps="http://schemas.microsoft.com/office/word/2010/wordprocessingShape" xmlns:wpg="http://schemas.microsoft.com/office/word/2010/wordprocessingGroup" xmlns:w14="http://schemas.microsoft.com/office/word/2010/wordml" xmlns:w15="http://schemas.microsoft.com/office/word/2012/wordml" xmlns:w16="http://schemas.microsoft.com/office/word/2018/wordml" xmlns:w16cex="http://schemas.microsoft.com/office/word/2018/wordml/cex" xmlns:w16cid="http://schemas.microsoft.com/office/word/2016/wordml/cid" xmlns="http://schemas.microsoft.com/office/tasks/2019/documenttasks" xmlns:cr="http://schemas.microsoft.com/office/comments/2020/reactions">
+  <w:p>
+    <w:pPr>
+      <w:rPr/>
+    </w:pPr>
+    <w:r>
+      <w:rPr>
+        <w:rtl w:val="0"/>
+      </w:rPr>
+    </w:r>
+  </w:p>
+</w:hdr>
 </file>
 
 <file path=word/numbering.xml><?xml version="1.0" encoding="utf-8"?>
@@ -14956,15 +15091,14 @@
     <w:pPr>
       <w:keepNext w:val="1"/>
       <w:keepLines w:val="1"/>
-      <w:spacing w:after="0" w:before="480" w:lineRule="auto"/>
+      <w:spacing w:after="240" w:lineRule="auto"/>
+      <w:jc w:val="center"/>
     </w:pPr>
     <w:rPr>
-      <w:rFonts w:ascii="Calibri" w:cs="Calibri" w:eastAsia="Calibri" w:hAnsi="Calibri"/>
       <w:b w:val="1"/>
       <w:bCs w:val="1"/>
-      <w:color w:val="366091"/>
-      <w:sz w:val="28"/>
-      <w:szCs w:val="28"/>
+      <w:sz w:val="32"/>
+      <w:szCs w:val="32"/>
     </w:rPr>
   </w:style>
   <w:style w:type="paragraph" w:styleId="Heading2">
@@ -14974,15 +15108,11 @@
     <w:pPr>
       <w:keepNext w:val="1"/>
       <w:keepLines w:val="1"/>
-      <w:spacing w:after="0" w:before="200" w:lineRule="auto"/>
+      <w:spacing w:after="120" w:before="120" w:lineRule="auto"/>
     </w:pPr>
     <w:rPr>
-      <w:rFonts w:ascii="Calibri" w:cs="Calibri" w:eastAsia="Calibri" w:hAnsi="Calibri"/>
       <w:b w:val="1"/>
       <w:bCs w:val="1"/>
-      <w:color w:val="4f81bd"/>
-      <w:sz w:val="26"/>
-      <w:szCs w:val="26"/>
     </w:rPr>
   </w:style>
   <w:style w:type="paragraph" w:styleId="Heading3">
@@ -15070,14 +15200,12 @@
     <w:name w:val="Subtitle"/>
     <w:basedOn w:val="Normal"/>
     <w:next w:val="Normal"/>
-    <w:pPr/>
+    <w:pPr>
+      <w:spacing w:after="120" w:before="120" w:lineRule="auto"/>
+    </w:pPr>
     <w:rPr>
-      <w:rFonts w:ascii="Calibri" w:cs="Calibri" w:eastAsia="Calibri" w:hAnsi="Calibri"/>
-      <w:i w:val="1"/>
-      <w:iCs w:val="1"/>
-      <w:color w:val="4f81bd"/>
-      <w:sz w:val="24"/>
-      <w:szCs w:val="24"/>
+      <w:b w:val="1"/>
+      <w:bCs w:val="1"/>
     </w:rPr>
   </w:style>
   <w:style w:type="table" w:styleId="Table1">

--- a/CoffeeOtchetdb.docx
+++ b/CoffeeOtchetdb.docx
@@ -4,16 +4,472 @@
   <w:body>
     <w:p>
       <w:pPr>
+        <w:spacing w:line="276" w:lineRule="auto"/>
+        <w:jc w:val="center"/>
+        <w:rPr>
+          <w:b w:val="1"/>
+          <w:bCs w:val="1"/>
+          <w:sz w:val="24"/>
+          <w:szCs w:val="24"/>
+        </w:rPr>
+      </w:pPr>
+      <w:r>
+        <w:rPr>
+          <w:b w:val="1"/>
+          <w:bCs w:val="1"/>
+          <w:sz w:val="24"/>
+          <w:szCs w:val="24"/>
+        </w:rPr>
+        <w:drawing>
+          <wp:inline distB="114300" distT="114300" distL="114300" distR="114300">
+            <wp:extent cx="1854200" cy="1587500"/>
+            <wp:effectExtent b="0" l="0" r="0" t="0"/>
+            <wp:docPr id="1" name="image1.png"/>
+            <a:graphic>
+              <a:graphicData uri="http://schemas.openxmlformats.org/drawingml/2006/picture">
+                <pic:pic>
+                  <pic:nvPicPr>
+                    <pic:cNvPr id="0" name="image1.png"/>
+                    <pic:cNvPicPr preferRelativeResize="0"/>
+                  </pic:nvPicPr>
+                  <pic:blipFill>
+                    <a:blip r:embed="rId6"/>
+                    <a:srcRect b="0" l="0" r="0" t="0"/>
+                    <a:stretch>
+                      <a:fillRect/>
+                    </a:stretch>
+                  </pic:blipFill>
+                  <pic:spPr>
+                    <a:xfrm>
+                      <a:off x="0" y="0"/>
+                      <a:ext cx="1854200" cy="1587500"/>
+                    </a:xfrm>
+                    <a:prstGeom prst="rect"/>
+                    <a:ln/>
+                  </pic:spPr>
+                </pic:pic>
+              </a:graphicData>
+            </a:graphic>
+          </wp:inline>
+        </w:drawing>
+      </w:r>
+      <w:r>
+        <w:rPr>
+          <w:rtl w:val="0"/>
+        </w:rPr>
+      </w:r>
+    </w:p>
+    <w:p>
+      <w:pPr>
+        <w:spacing w:line="276" w:lineRule="auto"/>
+        <w:jc w:val="center"/>
+        <w:rPr>
+          <w:b w:val="1"/>
+          <w:bCs w:val="1"/>
+          <w:sz w:val="24"/>
+          <w:szCs w:val="24"/>
+        </w:rPr>
+      </w:pPr>
+      <w:r>
+        <w:rPr>
+          <w:rtl w:val="0"/>
+        </w:rPr>
+      </w:r>
+    </w:p>
+    <w:p>
+      <w:pPr>
+        <w:pStyle w:val="Heading1"/>
+        <w:spacing w:line="276" w:lineRule="auto"/>
+        <w:jc w:val="center"/>
+        <w:rPr/>
+      </w:pPr>
+      <w:bookmarkStart w:colFirst="0" w:colLast="0" w:name="_f2qqx5bnsvz2" w:id="0"/>
+      <w:bookmarkEnd w:id="0"/>
+      <w:r>
+        <w:rPr>
+          <w:rtl w:val="0"/>
+        </w:rPr>
+        <w:t xml:space="preserve">Частное учреждение профессионального образования</w:t>
+      </w:r>
+    </w:p>
+    <w:p>
+      <w:pPr>
+        <w:pStyle w:val="Heading1"/>
+        <w:spacing w:line="276" w:lineRule="auto"/>
+        <w:jc w:val="center"/>
+        <w:rPr/>
+      </w:pPr>
+      <w:bookmarkStart w:colFirst="0" w:colLast="0" w:name="_n8pcr3ih1xo3" w:id="1"/>
+      <w:bookmarkEnd w:id="1"/>
+      <w:r>
+        <w:rPr>
+          <w:rtl w:val="0"/>
+        </w:rPr>
+        <w:t xml:space="preserve">«Высшая школа предпринимательства»</w:t>
+      </w:r>
+    </w:p>
+    <w:p>
+      <w:pPr>
+        <w:pStyle w:val="Heading1"/>
+        <w:spacing w:line="276" w:lineRule="auto"/>
+        <w:jc w:val="center"/>
+        <w:rPr/>
+      </w:pPr>
+      <w:bookmarkStart w:colFirst="0" w:colLast="0" w:name="_7w4869868vx5" w:id="2"/>
+      <w:bookmarkEnd w:id="2"/>
+      <w:r>
+        <w:rPr>
+          <w:rtl w:val="0"/>
+        </w:rPr>
+        <w:t xml:space="preserve">(ЧУПО «ВШП»)</w:t>
+      </w:r>
+    </w:p>
+    <w:p>
+      <w:pPr>
+        <w:spacing w:line="276" w:lineRule="auto"/>
+        <w:jc w:val="center"/>
+        <w:rPr/>
+      </w:pPr>
+      <w:r>
+        <w:rPr>
+          <w:rtl w:val="0"/>
+        </w:rPr>
+      </w:r>
+    </w:p>
+    <w:p>
+      <w:pPr>
+        <w:spacing w:line="276" w:lineRule="auto"/>
+        <w:jc w:val="center"/>
+        <w:rPr/>
+      </w:pPr>
+      <w:r>
+        <w:rPr>
+          <w:rtl w:val="0"/>
+        </w:rPr>
+      </w:r>
+    </w:p>
+    <w:p>
+      <w:pPr>
+        <w:pStyle w:val="Heading1"/>
+        <w:spacing w:line="276" w:lineRule="auto"/>
+        <w:jc w:val="center"/>
+        <w:rPr/>
+      </w:pPr>
+      <w:bookmarkStart w:colFirst="0" w:colLast="0" w:name="_atsvg1g8k4pd" w:id="3"/>
+      <w:bookmarkEnd w:id="3"/>
+      <w:r>
+        <w:rPr>
+          <w:rtl w:val="0"/>
+        </w:rPr>
+        <w:t xml:space="preserve">КУРСОВОЙ ПРОЕКТ</w:t>
+      </w:r>
+    </w:p>
+    <w:p>
+      <w:pPr>
+        <w:spacing w:line="276" w:lineRule="auto"/>
+        <w:jc w:val="center"/>
+        <w:rPr/>
+      </w:pPr>
+      <w:r>
+        <w:rPr>
+          <w:rtl w:val="0"/>
+        </w:rPr>
+      </w:r>
+    </w:p>
+    <w:p>
+      <w:pPr>
+        <w:spacing w:line="276" w:lineRule="auto"/>
+        <w:jc w:val="center"/>
+        <w:rPr/>
+      </w:pPr>
+      <w:r>
+        <w:rPr>
+          <w:rtl w:val="0"/>
+        </w:rPr>
+        <w:t xml:space="preserve">«</w:t>
+      </w:r>
+      <w:r>
+        <w:rPr>
+          <w:color w:val="ff0000"/>
+          <w:rtl w:val="0"/>
+        </w:rPr>
+        <w:t xml:space="preserve">Разработка базы данных для кофейни</w:t>
+      </w:r>
+      <w:r>
+        <w:rPr>
+          <w:rtl w:val="0"/>
+        </w:rPr>
+        <w:t xml:space="preserve">»</w:t>
+      </w:r>
+    </w:p>
+    <w:p>
+      <w:pPr>
+        <w:spacing w:line="276" w:lineRule="auto"/>
+        <w:jc w:val="center"/>
+        <w:rPr/>
+      </w:pPr>
+      <w:r>
+        <w:rPr>
+          <w:rtl w:val="0"/>
+        </w:rPr>
+      </w:r>
+    </w:p>
+    <w:p>
+      <w:pPr>
+        <w:spacing w:line="276" w:lineRule="auto"/>
+        <w:jc w:val="center"/>
+        <w:rPr/>
+      </w:pPr>
+      <w:r>
+        <w:rPr>
+          <w:rtl w:val="0"/>
+        </w:rPr>
+      </w:r>
+    </w:p>
+    <w:p>
+      <w:pPr>
+        <w:spacing w:line="276" w:lineRule="auto"/>
+        <w:jc w:val="center"/>
+        <w:rPr/>
+      </w:pPr>
+      <w:r>
+        <w:rPr>
+          <w:rtl w:val="0"/>
+        </w:rPr>
+      </w:r>
+    </w:p>
+    <w:p>
+      <w:pPr>
+        <w:spacing w:line="276" w:lineRule="auto"/>
+        <w:ind w:left="4535.433070866142" w:firstLine="0"/>
+        <w:rPr/>
+      </w:pPr>
+      <w:r>
+        <w:rPr>
+          <w:rtl w:val="0"/>
+        </w:rPr>
+        <w:t xml:space="preserve">Выполнил:</w:t>
+      </w:r>
+    </w:p>
+    <w:p>
+      <w:pPr>
+        <w:spacing w:line="276" w:lineRule="auto"/>
+        <w:ind w:left="4535.433070866142" w:firstLine="0"/>
+        <w:rPr/>
+      </w:pPr>
+      <w:r>
+        <w:rPr>
+          <w:rtl w:val="0"/>
+        </w:rPr>
+        <w:t xml:space="preserve">студент 3-го курса специальности</w:t>
+      </w:r>
+    </w:p>
+    <w:p>
+      <w:pPr>
+        <w:spacing w:line="276" w:lineRule="auto"/>
+        <w:ind w:left="4535.433070866142" w:firstLine="0"/>
+        <w:rPr>
+          <w:color w:val="ff0000"/>
+        </w:rPr>
+      </w:pPr>
+      <w:r>
+        <w:rPr>
+          <w:rtl w:val="0"/>
+        </w:rPr>
+        <w:t xml:space="preserve">09.02.07 «Информационные системы и программирование»</w:t>
+        <w:br w:type="textWrapping"/>
+      </w:r>
+      <w:r>
+        <w:rPr>
+          <w:color w:val="ff0000"/>
+          <w:rtl w:val="0"/>
+        </w:rPr>
+        <w:t xml:space="preserve">Чернаков Артём Дмитриевич</w:t>
+      </w:r>
+    </w:p>
+    <w:p>
+      <w:pPr>
+        <w:spacing w:line="276" w:lineRule="auto"/>
+        <w:ind w:left="4535.433070866142" w:firstLine="0"/>
+        <w:rPr/>
+      </w:pPr>
+      <w:r>
+        <w:rPr>
+          <w:rtl w:val="0"/>
+        </w:rPr>
+        <w:t xml:space="preserve">подпись: _______________</w:t>
+      </w:r>
+    </w:p>
+    <w:p>
+      <w:pPr>
+        <w:spacing w:line="276" w:lineRule="auto"/>
+        <w:ind w:left="4535.433070866142" w:firstLine="0"/>
+        <w:rPr/>
+      </w:pPr>
+      <w:r>
+        <w:rPr>
+          <w:rtl w:val="0"/>
+        </w:rPr>
+        <w:br w:type="textWrapping"/>
+        <w:t xml:space="preserve">Проверил:</w:t>
+      </w:r>
+    </w:p>
+    <w:p>
+      <w:pPr>
+        <w:spacing w:line="276" w:lineRule="auto"/>
+        <w:ind w:left="4535.433070866142" w:firstLine="0"/>
+        <w:rPr/>
+      </w:pPr>
+      <w:r>
+        <w:rPr>
+          <w:rtl w:val="0"/>
+        </w:rPr>
+        <w:t xml:space="preserve">преподаватель дисциплины,</w:t>
+        <w:br w:type="textWrapping"/>
+        <w:t xml:space="preserve">преподаватель ЧУПО «ВШП»,</w:t>
+        <w:br w:type="textWrapping"/>
+        <w:t xml:space="preserve">к.ф.н. Ткачев П.С.</w:t>
+      </w:r>
+    </w:p>
+    <w:p>
+      <w:pPr>
+        <w:spacing w:line="276" w:lineRule="auto"/>
+        <w:ind w:left="4535.433070866142" w:firstLine="0"/>
+        <w:rPr/>
+      </w:pPr>
+      <w:r>
+        <w:rPr>
+          <w:rtl w:val="0"/>
+        </w:rPr>
+        <w:t xml:space="preserve">оценка: ________________</w:t>
+      </w:r>
+    </w:p>
+    <w:p>
+      <w:pPr>
+        <w:spacing w:line="276" w:lineRule="auto"/>
+        <w:ind w:left="4535.433070866142" w:firstLine="0"/>
+        <w:rPr/>
+      </w:pPr>
+      <w:r>
+        <w:rPr>
+          <w:rtl w:val="0"/>
+        </w:rPr>
+        <w:t xml:space="preserve">подпись: _______________</w:t>
+      </w:r>
+    </w:p>
+    <w:p>
+      <w:pPr>
+        <w:spacing w:line="276" w:lineRule="auto"/>
+        <w:rPr/>
+      </w:pPr>
+      <w:r>
+        <w:rPr>
+          <w:rtl w:val="0"/>
+        </w:rPr>
+      </w:r>
+    </w:p>
+    <w:p>
+      <w:pPr>
+        <w:spacing w:line="276" w:lineRule="auto"/>
+        <w:jc w:val="center"/>
+        <w:rPr/>
+      </w:pPr>
+      <w:r>
+        <w:rPr>
+          <w:rtl w:val="0"/>
+        </w:rPr>
+      </w:r>
+    </w:p>
+    <w:p>
+      <w:pPr>
+        <w:spacing w:line="276" w:lineRule="auto"/>
+        <w:jc w:val="center"/>
+        <w:rPr/>
+      </w:pPr>
+      <w:r>
+        <w:rPr>
+          <w:rtl w:val="0"/>
+        </w:rPr>
+      </w:r>
+    </w:p>
+    <w:p>
+      <w:pPr>
+        <w:spacing w:line="276" w:lineRule="auto"/>
+        <w:jc w:val="center"/>
+        <w:rPr/>
+      </w:pPr>
+      <w:r>
+        <w:rPr>
+          <w:rtl w:val="0"/>
+        </w:rPr>
+      </w:r>
+    </w:p>
+    <w:p>
+      <w:pPr>
+        <w:spacing w:line="276" w:lineRule="auto"/>
+        <w:jc w:val="center"/>
+        <w:rPr/>
+      </w:pPr>
+      <w:r>
+        <w:rPr>
+          <w:rtl w:val="0"/>
+        </w:rPr>
+      </w:r>
+    </w:p>
+    <w:p>
+      <w:pPr>
+        <w:spacing w:line="276" w:lineRule="auto"/>
+        <w:jc w:val="center"/>
+        <w:rPr>
+          <w:rFonts w:ascii="Arial" w:cs="Arial" w:eastAsia="Arial" w:hAnsi="Arial"/>
+          <w:sz w:val="22"/>
+          <w:szCs w:val="22"/>
+        </w:rPr>
+      </w:pPr>
+      <w:r>
+        <w:rPr>
+          <w:rtl w:val="0"/>
+        </w:rPr>
+        <w:t xml:space="preserve">Тверь, 2025 г.</w:t>
+      </w:r>
+      <w:r>
+        <w:rPr>
+          <w:rtl w:val="0"/>
+        </w:rPr>
+      </w:r>
+    </w:p>
+    <w:p>
+      <w:pPr>
         <w:spacing w:after="240" w:line="360" w:lineRule="auto"/>
         <w:jc w:val="center"/>
-        <w:rPr/>
-      </w:pPr>
-      <w:r>
         <w:rPr>
           <w:b w:val="1"/>
           <w:bCs w:val="1"/>
           <w:sz w:val="32"/>
           <w:szCs w:val="32"/>
+        </w:rPr>
+      </w:pPr>
+      <w:r>
+        <w:br w:type="page"/>
+      </w:r>
+      <w:r>
+        <w:rPr>
+          <w:rtl w:val="0"/>
+        </w:rPr>
+      </w:r>
+    </w:p>
+    <w:p>
+      <w:pPr>
+        <w:spacing w:after="240" w:line="360" w:lineRule="auto"/>
+        <w:jc w:val="center"/>
+        <w:rPr/>
+      </w:pPr>
+      <w:r>
+        <w:rPr>
+          <w:b w:val="1"/>
+          <w:bCs w:val="1"/>
+          <w:sz w:val="32"/>
+          <w:szCs w:val="32"/>
           <w:rtl w:val="0"/>
         </w:rPr>
         <w:t xml:space="preserve">C</w:t>
@@ -39,7 +495,7 @@
     </w:p>
     <w:sdt>
       <w:sdtPr>
-        <w:id w:val="904275776"/>
+        <w:id w:val="-1190364235"/>
         <w:docPartObj>
           <w:docPartGallery w:val="Table of Contents"/>
           <w:docPartUnique w:val="1"/>
@@ -79,20 +535,12 @@
             </w:r>
           </w:hyperlink>
           <w:r>
-            <w:fldChar w:fldCharType="begin"/>
-            <w:instrText xml:space="preserve"> PAGEREF _fg13n6yuql2m \h </w:instrText>
-            <w:fldChar w:fldCharType="separate"/>
-          </w:r>
-          <w:r>
             <w:rPr>
               <w:b w:val="1"/>
               <w:bCs w:val="1"/>
               <w:rtl w:val="0"/>
             </w:rPr>
-            <w:t xml:space="preserve">4</w:t>
-          </w:r>
-          <w:r>
-            <w:fldChar w:fldCharType="end"/>
+            <w:t xml:space="preserve">3</w:t>
           </w:r>
           <w:r>
             <w:rPr>
@@ -978,8 +1426,8 @@
         <w:jc w:val="center"/>
         <w:rPr/>
       </w:pPr>
-      <w:bookmarkStart w:colFirst="0" w:colLast="0" w:name="_k3bjafkmyz6j" w:id="0"/>
-      <w:bookmarkEnd w:id="0"/>
+      <w:bookmarkStart w:colFirst="0" w:colLast="0" w:name="_k3bjafkmyz6j" w:id="4"/>
+      <w:bookmarkEnd w:id="4"/>
       <w:r>
         <w:br w:type="page"/>
       </w:r>
@@ -995,17 +1443,19 @@
         <w:spacing w:after="240" w:lineRule="auto"/>
         <w:jc w:val="center"/>
         <w:rPr>
-          <w:rFonts w:ascii="Times New Roman" w:cs="Times New Roman" w:eastAsia="Times New Roman" w:hAnsi="Times New Roman"/>
+          <w:b w:val="1"/>
+          <w:bCs w:val="1"/>
           <w:color w:val="000000"/>
           <w:sz w:val="32"/>
           <w:szCs w:val="32"/>
         </w:rPr>
       </w:pPr>
-      <w:bookmarkStart w:colFirst="0" w:colLast="0" w:name="_fg13n6yuql2m" w:id="1"/>
-      <w:bookmarkEnd w:id="1"/>
-      <w:r>
-        <w:rPr>
-          <w:rFonts w:ascii="Times New Roman" w:cs="Times New Roman" w:eastAsia="Times New Roman" w:hAnsi="Times New Roman"/>
+      <w:bookmarkStart w:colFirst="0" w:colLast="0" w:name="_fg13n6yuql2m" w:id="5"/>
+      <w:bookmarkEnd w:id="5"/>
+      <w:r>
+        <w:rPr>
+          <w:b w:val="1"/>
+          <w:bCs w:val="1"/>
           <w:color w:val="000000"/>
           <w:sz w:val="32"/>
           <w:szCs w:val="32"/>
@@ -1438,12 +1888,21 @@
       <w:pPr>
         <w:pStyle w:val="Heading1"/>
         <w:spacing w:after="240" w:lineRule="auto"/>
-        <w:rPr/>
-      </w:pPr>
-      <w:bookmarkStart w:colFirst="0" w:colLast="0" w:name="_nf9j5plwk6f" w:id="2"/>
-      <w:bookmarkEnd w:id="2"/>
-      <w:r>
-        <w:rPr>
+        <w:rPr>
+          <w:b w:val="1"/>
+          <w:bCs w:val="1"/>
+          <w:sz w:val="32"/>
+          <w:szCs w:val="32"/>
+        </w:rPr>
+      </w:pPr>
+      <w:bookmarkStart w:colFirst="0" w:colLast="0" w:name="_nf9j5plwk6f" w:id="6"/>
+      <w:bookmarkEnd w:id="6"/>
+      <w:r>
+        <w:rPr>
+          <w:b w:val="1"/>
+          <w:bCs w:val="1"/>
+          <w:sz w:val="32"/>
+          <w:szCs w:val="32"/>
           <w:rtl w:val="0"/>
         </w:rPr>
         <w:t xml:space="preserve">ГЛАВА 1. Теоретические основы разработки базы данных для кофейни</w:t>
@@ -1480,8 +1939,8 @@
         <w:pStyle w:val="Heading2"/>
         <w:rPr/>
       </w:pPr>
-      <w:bookmarkStart w:colFirst="0" w:colLast="0" w:name="_9opoexqvjmlx" w:id="3"/>
-      <w:bookmarkEnd w:id="3"/>
+      <w:bookmarkStart w:colFirst="0" w:colLast="0" w:name="_9opoexqvjmlx" w:id="7"/>
+      <w:bookmarkEnd w:id="7"/>
       <w:r>
         <w:rPr>
           <w:rtl w:val="0"/>
@@ -1807,8 +2266,8 @@
         <w:spacing w:after="120" w:before="120" w:lineRule="auto"/>
         <w:rPr/>
       </w:pPr>
-      <w:bookmarkStart w:colFirst="0" w:colLast="0" w:name="_fm3ebh7zvlms" w:id="4"/>
-      <w:bookmarkEnd w:id="4"/>
+      <w:bookmarkStart w:colFirst="0" w:colLast="0" w:name="_fm3ebh7zvlms" w:id="8"/>
+      <w:bookmarkEnd w:id="8"/>
       <w:r>
         <w:rPr>
           <w:rtl w:val="0"/>
@@ -2075,8 +2534,8 @@
         <w:spacing w:after="120" w:before="120" w:lineRule="auto"/>
         <w:rPr/>
       </w:pPr>
-      <w:bookmarkStart w:colFirst="0" w:colLast="0" w:name="_c8rn58is9h2k" w:id="5"/>
-      <w:bookmarkEnd w:id="5"/>
+      <w:bookmarkStart w:colFirst="0" w:colLast="0" w:name="_c8rn58is9h2k" w:id="9"/>
+      <w:bookmarkEnd w:id="9"/>
       <w:r>
         <w:rPr>
           <w:rtl w:val="0"/>
@@ -2210,8 +2669,8 @@
     <w:p>
       <w:pPr>
         <w:spacing w:after="0" w:before="0" w:line="360" w:lineRule="auto"/>
-        <w:ind w:firstLine="709"/>
-        <w:jc w:val="both"/>
+        <w:ind w:left="0" w:firstLine="0"/>
+        <w:jc w:val="center"/>
         <w:rPr/>
       </w:pPr>
       <w:r>
@@ -3015,8 +3474,8 @@
         <w:spacing w:after="120" w:before="120" w:lineRule="auto"/>
         <w:rPr/>
       </w:pPr>
-      <w:bookmarkStart w:colFirst="0" w:colLast="0" w:name="_4fylfakvztiy" w:id="6"/>
-      <w:bookmarkEnd w:id="6"/>
+      <w:bookmarkStart w:colFirst="0" w:colLast="0" w:name="_4fylfakvztiy" w:id="10"/>
+      <w:bookmarkEnd w:id="10"/>
       <w:r>
         <w:rPr>
           <w:rtl w:val="0"/>
@@ -3238,8 +3697,8 @@
         <w:spacing w:after="120" w:before="120" w:lineRule="auto"/>
         <w:rPr/>
       </w:pPr>
-      <w:bookmarkStart w:colFirst="0" w:colLast="0" w:name="_h8h3i4buijye" w:id="7"/>
-      <w:bookmarkEnd w:id="7"/>
+      <w:bookmarkStart w:colFirst="0" w:colLast="0" w:name="_h8h3i4buijye" w:id="11"/>
+      <w:bookmarkEnd w:id="11"/>
       <w:r>
         <w:rPr>
           <w:rtl w:val="0"/>
@@ -3277,12 +3736,21 @@
       <w:pPr>
         <w:pStyle w:val="Heading1"/>
         <w:spacing w:after="240" w:lineRule="auto"/>
-        <w:rPr/>
-      </w:pPr>
-      <w:bookmarkStart w:colFirst="0" w:colLast="0" w:name="_kh17mwdwpjka" w:id="8"/>
-      <w:bookmarkEnd w:id="8"/>
-      <w:r>
-        <w:rPr>
+        <w:rPr>
+          <w:b w:val="1"/>
+          <w:bCs w:val="1"/>
+          <w:sz w:val="32"/>
+          <w:szCs w:val="32"/>
+        </w:rPr>
+      </w:pPr>
+      <w:bookmarkStart w:colFirst="0" w:colLast="0" w:name="_kh17mwdwpjka" w:id="12"/>
+      <w:bookmarkEnd w:id="12"/>
+      <w:r>
+        <w:rPr>
+          <w:b w:val="1"/>
+          <w:bCs w:val="1"/>
+          <w:sz w:val="32"/>
+          <w:szCs w:val="32"/>
           <w:rtl w:val="0"/>
         </w:rPr>
         <w:t xml:space="preserve">ГЛАВА 2. Разработка базы данных для кофейни</w:t>
@@ -3320,8 +3788,8 @@
         <w:spacing w:after="120" w:before="120" w:lineRule="auto"/>
         <w:rPr/>
       </w:pPr>
-      <w:bookmarkStart w:colFirst="0" w:colLast="0" w:name="_pl3z07ef5bx7" w:id="9"/>
-      <w:bookmarkEnd w:id="9"/>
+      <w:bookmarkStart w:colFirst="0" w:colLast="0" w:name="_pl3z07ef5bx7" w:id="13"/>
+      <w:bookmarkEnd w:id="13"/>
       <w:r>
         <w:rPr>
           <w:rtl w:val="0"/>
@@ -3621,8 +4089,8 @@
         <w:spacing w:after="120" w:before="120" w:lineRule="auto"/>
         <w:rPr/>
       </w:pPr>
-      <w:bookmarkStart w:colFirst="0" w:colLast="0" w:name="_ui0b8vs46g3z" w:id="10"/>
-      <w:bookmarkEnd w:id="10"/>
+      <w:bookmarkStart w:colFirst="0" w:colLast="0" w:name="_ui0b8vs46g3z" w:id="14"/>
+      <w:bookmarkEnd w:id="14"/>
       <w:r>
         <w:rPr>
           <w:rtl w:val="0"/>
@@ -3745,16 +4213,16 @@
           <wp:inline distB="0" distT="0" distL="114300" distR="114300">
             <wp:extent cx="4860000" cy="6101194"/>
             <wp:effectExtent b="0" l="0" r="0" t="0"/>
-            <wp:docPr id="1" name="image2.png"/>
+            <wp:docPr id="2" name="image3.png"/>
             <a:graphic>
               <a:graphicData uri="http://schemas.openxmlformats.org/drawingml/2006/picture">
                 <pic:pic>
                   <pic:nvPicPr>
-                    <pic:cNvPr id="0" name="image2.png"/>
+                    <pic:cNvPr id="0" name="image3.png"/>
                     <pic:cNvPicPr preferRelativeResize="0"/>
                   </pic:nvPicPr>
                   <pic:blipFill>
-                    <a:blip r:embed="rId6"/>
+                    <a:blip r:embed="rId7"/>
                     <a:srcRect b="0" l="0" r="0" t="0"/>
                     <a:stretch>
                       <a:fillRect/>
@@ -4804,8 +5272,8 @@
         <w:spacing w:after="120" w:before="120" w:lineRule="auto"/>
         <w:rPr/>
       </w:pPr>
-      <w:bookmarkStart w:colFirst="0" w:colLast="0" w:name="_yopie0ut5hkm" w:id="11"/>
-      <w:bookmarkEnd w:id="11"/>
+      <w:bookmarkStart w:colFirst="0" w:colLast="0" w:name="_yopie0ut5hkm" w:id="15"/>
+      <w:bookmarkEnd w:id="15"/>
       <w:r>
         <w:rPr>
           <w:rtl w:val="0"/>
@@ -5734,8 +6202,8 @@
         <w:spacing w:after="120" w:before="120" w:lineRule="auto"/>
         <w:rPr/>
       </w:pPr>
-      <w:bookmarkStart w:colFirst="0" w:colLast="0" w:name="_o2de53jucvf9" w:id="12"/>
-      <w:bookmarkEnd w:id="12"/>
+      <w:bookmarkStart w:colFirst="0" w:colLast="0" w:name="_o2de53jucvf9" w:id="16"/>
+      <w:bookmarkEnd w:id="16"/>
       <w:r>
         <w:rPr>
           <w:rtl w:val="0"/>
@@ -7144,8 +7612,8 @@
         <w:spacing w:after="120" w:before="120" w:lineRule="auto"/>
         <w:rPr/>
       </w:pPr>
-      <w:bookmarkStart w:colFirst="0" w:colLast="0" w:name="_g1h4mgp20n56" w:id="13"/>
-      <w:bookmarkEnd w:id="13"/>
+      <w:bookmarkStart w:colFirst="0" w:colLast="0" w:name="_g1h4mgp20n56" w:id="17"/>
+      <w:bookmarkEnd w:id="17"/>
       <w:r>
         <w:rPr>
           <w:rtl w:val="0"/>
@@ -9609,8 +10077,8 @@
         <w:spacing w:after="120" w:before="120" w:lineRule="auto"/>
         <w:rPr/>
       </w:pPr>
-      <w:bookmarkStart w:colFirst="0" w:colLast="0" w:name="_gx3ah5mysuwh" w:id="14"/>
-      <w:bookmarkEnd w:id="14"/>
+      <w:bookmarkStart w:colFirst="0" w:colLast="0" w:name="_gx3ah5mysuwh" w:id="18"/>
+      <w:bookmarkEnd w:id="18"/>
       <w:r>
         <w:rPr>
           <w:rtl w:val="0"/>
@@ -10052,8 +10520,8 @@
         <w:spacing w:after="120" w:before="120" w:lineRule="auto"/>
         <w:rPr/>
       </w:pPr>
-      <w:bookmarkStart w:colFirst="0" w:colLast="0" w:name="_epipqpvz9uyb" w:id="15"/>
-      <w:bookmarkEnd w:id="15"/>
+      <w:bookmarkStart w:colFirst="0" w:colLast="0" w:name="_epipqpvz9uyb" w:id="19"/>
+      <w:bookmarkEnd w:id="19"/>
       <w:r>
         <w:rPr>
           <w:rtl w:val="0"/>
@@ -11938,8 +12406,8 @@
         <w:spacing w:after="120" w:before="120" w:lineRule="auto"/>
         <w:rPr/>
       </w:pPr>
-      <w:bookmarkStart w:colFirst="0" w:colLast="0" w:name="_dq6x6c5spyas" w:id="16"/>
-      <w:bookmarkEnd w:id="16"/>
+      <w:bookmarkStart w:colFirst="0" w:colLast="0" w:name="_dq6x6c5spyas" w:id="20"/>
+      <w:bookmarkEnd w:id="20"/>
       <w:r>
         <w:rPr>
           <w:rtl w:val="0"/>
@@ -11991,12 +12459,21 @@
         <w:pStyle w:val="Heading1"/>
         <w:spacing w:after="240" w:lineRule="auto"/>
         <w:jc w:val="center"/>
-        <w:rPr/>
-      </w:pPr>
-      <w:bookmarkStart w:colFirst="0" w:colLast="0" w:name="_7tw8pgb393jt" w:id="17"/>
-      <w:bookmarkEnd w:id="17"/>
-      <w:r>
-        <w:rPr>
+        <w:rPr>
+          <w:b w:val="1"/>
+          <w:bCs w:val="1"/>
+          <w:sz w:val="32"/>
+          <w:szCs w:val="32"/>
+        </w:rPr>
+      </w:pPr>
+      <w:bookmarkStart w:colFirst="0" w:colLast="0" w:name="_7tw8pgb393jt" w:id="21"/>
+      <w:bookmarkEnd w:id="21"/>
+      <w:r>
+        <w:rPr>
+          <w:b w:val="1"/>
+          <w:bCs w:val="1"/>
+          <w:sz w:val="32"/>
+          <w:szCs w:val="32"/>
           <w:rtl w:val="0"/>
         </w:rPr>
         <w:t xml:space="preserve">ЗАКЛЮЧЕНИЕ</w:t>
@@ -12349,12 +12826,21 @@
         <w:pStyle w:val="Heading1"/>
         <w:spacing w:after="240" w:lineRule="auto"/>
         <w:jc w:val="center"/>
-        <w:rPr/>
-      </w:pPr>
-      <w:bookmarkStart w:colFirst="0" w:colLast="0" w:name="_rpd1siqy7xlt" w:id="18"/>
-      <w:bookmarkEnd w:id="18"/>
-      <w:r>
-        <w:rPr>
+        <w:rPr>
+          <w:b w:val="1"/>
+          <w:bCs w:val="1"/>
+          <w:sz w:val="32"/>
+          <w:szCs w:val="32"/>
+        </w:rPr>
+      </w:pPr>
+      <w:bookmarkStart w:colFirst="0" w:colLast="0" w:name="_rpd1siqy7xlt" w:id="22"/>
+      <w:bookmarkEnd w:id="22"/>
+      <w:r>
+        <w:rPr>
+          <w:b w:val="1"/>
+          <w:bCs w:val="1"/>
+          <w:sz w:val="32"/>
+          <w:szCs w:val="32"/>
           <w:rtl w:val="0"/>
         </w:rPr>
         <w:t xml:space="preserve">СПИСОК ИСТОЧНИКОВ</w:t>
@@ -12664,12 +13150,21 @@
         <w:pStyle w:val="Heading1"/>
         <w:spacing w:after="240" w:lineRule="auto"/>
         <w:jc w:val="center"/>
-        <w:rPr/>
-      </w:pPr>
-      <w:bookmarkStart w:colFirst="0" w:colLast="0" w:name="_ftq32u6preis" w:id="19"/>
-      <w:bookmarkEnd w:id="19"/>
-      <w:r>
-        <w:rPr>
+        <w:rPr>
+          <w:b w:val="1"/>
+          <w:bCs w:val="1"/>
+          <w:sz w:val="32"/>
+          <w:szCs w:val="32"/>
+        </w:rPr>
+      </w:pPr>
+      <w:bookmarkStart w:colFirst="0" w:colLast="0" w:name="_ftq32u6preis" w:id="23"/>
+      <w:bookmarkEnd w:id="23"/>
+      <w:r>
+        <w:rPr>
+          <w:b w:val="1"/>
+          <w:bCs w:val="1"/>
+          <w:sz w:val="32"/>
+          <w:szCs w:val="32"/>
           <w:rtl w:val="0"/>
         </w:rPr>
         <w:t xml:space="preserve">ПРИЛОЖЕНИЕ А</w:t>
@@ -12788,16 +13283,16 @@
           <wp:inline distB="0" distT="0" distL="114300" distR="114300">
             <wp:extent cx="2816755" cy="2816755"/>
             <wp:effectExtent b="0" l="0" r="0" t="0"/>
-            <wp:docPr id="2" name="image1.png"/>
+            <wp:docPr id="3" name="image2.png"/>
             <a:graphic>
               <a:graphicData uri="http://schemas.openxmlformats.org/drawingml/2006/picture">
                 <pic:pic>
                   <pic:nvPicPr>
-                    <pic:cNvPr id="0" name="image1.png"/>
+                    <pic:cNvPr id="0" name="image2.png"/>
                     <pic:cNvPicPr preferRelativeResize="0"/>
                   </pic:nvPicPr>
                   <pic:blipFill>
-                    <a:blip r:embed="rId7"/>
+                    <a:blip r:embed="rId8"/>
                     <a:srcRect b="0" l="0" r="0" t="0"/>
                     <a:stretch>
                       <a:fillRect/>
@@ -12866,12 +13361,21 @@
         <w:pStyle w:val="Heading1"/>
         <w:spacing w:after="240" w:lineRule="auto"/>
         <w:jc w:val="center"/>
-        <w:rPr/>
-      </w:pPr>
-      <w:bookmarkStart w:colFirst="0" w:colLast="0" w:name="_ghlp7uzonr9" w:id="20"/>
-      <w:bookmarkEnd w:id="20"/>
-      <w:r>
-        <w:rPr>
+        <w:rPr>
+          <w:b w:val="1"/>
+          <w:bCs w:val="1"/>
+          <w:sz w:val="32"/>
+          <w:szCs w:val="32"/>
+        </w:rPr>
+      </w:pPr>
+      <w:bookmarkStart w:colFirst="0" w:colLast="0" w:name="_ghlp7uzonr9" w:id="24"/>
+      <w:bookmarkEnd w:id="24"/>
+      <w:r>
+        <w:rPr>
+          <w:b w:val="1"/>
+          <w:bCs w:val="1"/>
+          <w:sz w:val="32"/>
+          <w:szCs w:val="32"/>
           <w:rtl w:val="0"/>
         </w:rPr>
         <w:t xml:space="preserve">ПРИЛОЖЕНИЕ Б</w:t>
@@ -14970,13 +15474,14 @@
       </w:r>
     </w:p>
     <w:sectPr>
-      <w:headerReference r:id="rId8" w:type="default"/>
-      <w:headerReference r:id="rId9" w:type="first"/>
-      <w:footerReference r:id="rId10" w:type="default"/>
-      <w:footerReference r:id="rId11" w:type="first"/>
+      <w:headerReference r:id="rId9" w:type="default"/>
+      <w:headerReference r:id="rId10" w:type="first"/>
+      <w:footerReference r:id="rId11" w:type="default"/>
+      <w:footerReference r:id="rId12" w:type="first"/>
       <w:pgSz w:h="16838" w:w="11906" w:orient="portrait"/>
       <w:pgMar w:bottom="1134" w:top="1134" w:left="1417" w:right="567" w:header="720" w:footer="720"/>
-      <w:pgNumType w:start="3"/>
+      <w:pgNumType w:start="1"/>
+      <w:titlePg w:val="1"/>
     </w:sectPr>
   </w:body>
 </w:document>
@@ -15091,15 +15596,10 @@
     <w:pPr>
       <w:keepNext w:val="1"/>
       <w:keepLines w:val="1"/>
-      <w:spacing w:after="240" w:lineRule="auto"/>
+      <w:spacing w:line="276" w:lineRule="auto"/>
       <w:jc w:val="center"/>
     </w:pPr>
-    <w:rPr>
-      <w:b w:val="1"/>
-      <w:bCs w:val="1"/>
-      <w:sz w:val="32"/>
-      <w:szCs w:val="32"/>
-    </w:rPr>
+    <w:rPr/>
   </w:style>
   <w:style w:type="paragraph" w:styleId="Heading2">
     <w:name w:val="heading 2"/>
